--- a/exercises/Bài tập tổng hợp 75-79 - Nền tảng từ và cấu trúc câu/Đề 3.docx
+++ b/exercises/Bài tập tổng hợp 75-79 - Nền tảng từ và cấu trúc câu/Đề 3.docx
@@ -3,232 +3,5075 @@
 <w:document xmlns:w="http://schemas.openxmlformats.org/wordprocessingml/2006/main">
   <w:body>
     <w:p>
-      <w:r>
-        <w:rPr>
+      <w:pPr>
+        <w:spacing w:before="0" w:after="180" w:line="320" w:lineRule="auto"/>
+        <w:widowControl/>
+        <w:jc w:val="center"/>
+        <w:keepNext/>
+      </w:pPr>
+      <w:r>
+        <w:rPr>
+          <w:color w:val="000000"/>
           <w:b/>
-        </w:rPr>
-        <w:t xml:space="preserve">ĐỀ TỔNG HỢP 75–79 – ĐỀ 3</w:t>
-      </w:r>
-    </w:p>
-    <w:p>
-      <w:r>
-        <w:t xml:space="preserve">Tổng điểm: 100 điểm – 10 phần – Thời gian gợi ý: 75 phút</w:t>
-      </w:r>
-    </w:p>
-    <w:p>
-      <w:r>
-        <w:rPr>
+          <w:sz w:val="30"/>
+          <w:szCs w:val="30"/>
+        </w:rPr>
+        <w:t>ĐỀ TỔNG HỢP 75–79 – ĐỀ 3</w:t>
+      </w:r>
+    </w:p>
+    <w:p>
+      <w:pPr>
+        <w:spacing w:before="0" w:after="200" w:line="300" w:lineRule="auto"/>
+        <w:widowControl/>
+        <w:jc w:val="center"/>
+        <w:keepNext/>
+      </w:pPr>
+      <w:r>
+        <w:rPr>
+          <w:color w:val="000000"/>
           <w:b/>
-        </w:rPr>
-        <w:t xml:space="preserve">PHẦN 1. TRẮC NGHIỆM TỪ LOẠI (10 điểm)</w:t>
-      </w:r>
-    </w:p>
-    <w:p>
-      <w:r>
-        <w:t xml:space="preserve">1. The guide spoke ___. A clear B clearly C clarity D clarify. 2. We admired her ___. A creative B creativity C creatively D create. 3. The system is ___. A reliability B rely C reliable D reliably. 4. They will ___ the building. A modern B modernise C modernly D modernity. 5. The change happened ___. A sudden B suddenly C suddenness D sadden. 6. Safety is our main ___. A priority B prioritise C prior D primarily. 7. The instructions were ___. A confuse B confusion C confusing D confusingly. 8. Please act ___. A responsibility B responsible C responsibly D response. 9. The team achieved a major ___. A improve B improvement C improved D improving. 10. Technology can ___ learning. A support B supportive C supportively D supportability.</w:t>
-      </w:r>
-    </w:p>
-    <w:p>
-      <w:r>
-        <w:rPr>
+          <w:sz w:val="22"/>
+          <w:szCs w:val="22"/>
+        </w:rPr>
+        <w:t>NỀN TẢNG TỪ VÀ CẤU TRÚC CÂU</w:t>
+      </w:r>
+    </w:p>
+    <w:p>
+      <w:pPr>
+        <w:spacing w:before="0" w:after="140" w:line="300" w:lineRule="auto"/>
+        <w:widowControl/>
+      </w:pPr>
+      <w:r>
+        <w:rPr>
+          <w:color w:val="000000"/>
+        </w:rPr>
+        <w:t>Họ và tên: __________________________                         Điểm: ________/100</w:t>
+      </w:r>
+    </w:p>
+    <w:p>
+      <w:pPr>
+        <w:spacing w:before="0" w:after="70" w:line="300" w:lineRule="auto"/>
+        <w:widowControl/>
+      </w:pPr>
+      <w:r>
+        <w:rPr>
+          <w:color w:val="000000"/>
+        </w:rPr>
+        <w:t>Phạm vi kiến thức: Bài 75–79 — từ loại, word formation, hòa hợp chủ ngữ–động từ, trật tự từ, cụm danh từ, lượng từ và determiners.</w:t>
+      </w:r>
+    </w:p>
+    <w:p>
+      <w:pPr>
+        <w:spacing w:before="0" w:after="70" w:line="300" w:lineRule="auto"/>
+        <w:widowControl/>
+      </w:pPr>
+      <w:r>
+        <w:rPr>
+          <w:color w:val="000000"/>
+        </w:rPr>
+        <w:t>Thời gian làm bài dự kiến: 75 phút.</w:t>
+      </w:r>
+    </w:p>
+    <w:p>
+      <w:pPr>
+        <w:spacing w:before="0" w:after="70" w:line="300" w:lineRule="auto"/>
+        <w:widowControl/>
+      </w:pPr>
+      <w:r>
+        <w:rPr>
+          <w:color w:val="000000"/>
+        </w:rPr>
+        <w:t>Tổng điểm: 100 điểm.</w:t>
+      </w:r>
+    </w:p>
+    <w:p>
+      <w:pPr>
+        <w:spacing w:before="0" w:after="170" w:line="320" w:lineRule="auto"/>
+        <w:widowControl/>
+      </w:pPr>
+      <w:r>
+        <w:rPr>
+          <w:color w:val="000000"/>
+        </w:rPr>
+        <w:t>Hướng dẫn chung: Làm lần lượt từng phần; chú ý từ loại, cấu trúc danh từ, sự hòa hợp chủ ngữ–động từ và ngữ cảnh. Với câu viết, trình bày đủ ý và đúng độ dài yêu cầu.</w:t>
+      </w:r>
+    </w:p>
+    <w:p>
+      <w:pPr>
+        <w:spacing w:before="240" w:after="60" w:line="300" w:lineRule="auto"/>
+        <w:widowControl/>
+        <w:keepNext/>
+      </w:pPr>
+      <w:r>
+        <w:rPr>
+          <w:color w:val="000000"/>
           <w:b/>
-        </w:rPr>
-        <w:t xml:space="preserve">PHẦN 2. WORD FORMATION TRONG CÂU (10 điểm)</w:t>
-      </w:r>
-    </w:p>
-    <w:p>
-      <w:r>
-        <w:t xml:space="preserve">1. The service is easily ___. (ACCESS) 2. We need greater ___. (FLEXIBLE) 3. She reacted ___. (CALM) 4. The plan is ___. (PRACTICE) 5. His behaviour was ___. (RESPONSIBLE – negative) 6. This discovery is ___. (SIGNIFICANCE) 7. The town hopes to ___ the road. (WIDE) 8. There has been a steady ___. (IMPROVE) 9. The information is ___. (RELY – negative) 10. Please check the figures ___. (CARE)</w:t>
-      </w:r>
-    </w:p>
-    <w:p>
-      <w:r>
-        <w:rPr>
+          <w:sz w:val="24"/>
+          <w:szCs w:val="24"/>
+        </w:rPr>
+        <w:t>PHẦN 1. TRẮC NGHIỆM TỪ LOẠI (10 điểm)</w:t>
+      </w:r>
+    </w:p>
+    <w:p>
+      <w:pPr>
+        <w:spacing w:before="0" w:after="100" w:line="300" w:lineRule="auto"/>
+        <w:widowControl/>
+      </w:pPr>
+      <w:r>
+        <w:rPr>
+          <w:color w:val="000000"/>
+          <w:i/>
+        </w:rPr>
+        <w:t>Chọn dạng từ đúng theo ngữ cảnh.</w:t>
+      </w:r>
+    </w:p>
+    <w:p>
+      <w:pPr>
+        <w:spacing w:before="20" w:after="90" w:line="300" w:lineRule="auto"/>
+        <w:widowControl/>
+        <w:keepNext/>
+      </w:pPr>
+      <w:r>
+        <w:rPr>
+          <w:color w:val="000000"/>
+        </w:rPr>
+        <w:t>1. The guide spoke ___.</w:t>
+      </w:r>
+    </w:p>
+    <w:p>
+      <w:pPr>
+        <w:spacing w:before="0" w:after="35" w:line="300" w:lineRule="auto"/>
+        <w:widowControl/>
+        <w:keepNext/>
+      </w:pPr>
+      <w:r>
+        <w:rPr>
+          <w:color w:val="000000"/>
+        </w:rPr>
+        <w:t>A. clear</w:t>
+      </w:r>
+    </w:p>
+    <w:p>
+      <w:pPr>
+        <w:spacing w:before="0" w:after="35" w:line="300" w:lineRule="auto"/>
+        <w:widowControl/>
+        <w:keepNext/>
+      </w:pPr>
+      <w:r>
+        <w:rPr>
+          <w:color w:val="000000"/>
+        </w:rPr>
+        <w:t>B. clearly</w:t>
+      </w:r>
+    </w:p>
+    <w:p>
+      <w:pPr>
+        <w:spacing w:before="0" w:after="35" w:line="300" w:lineRule="auto"/>
+        <w:widowControl/>
+        <w:keepNext/>
+      </w:pPr>
+      <w:r>
+        <w:rPr>
+          <w:color w:val="000000"/>
+        </w:rPr>
+        <w:t>C. clarity</w:t>
+      </w:r>
+    </w:p>
+    <w:p>
+      <w:pPr>
+        <w:spacing w:before="0" w:after="35" w:line="300" w:lineRule="auto"/>
+        <w:widowControl/>
+      </w:pPr>
+      <w:r>
+        <w:rPr>
+          <w:color w:val="000000"/>
+        </w:rPr>
+        <w:t>D. clarify.</w:t>
+      </w:r>
+    </w:p>
+    <w:p>
+      <w:pPr>
+        <w:spacing w:before="20" w:after="90" w:line="300" w:lineRule="auto"/>
+        <w:widowControl/>
+        <w:keepNext/>
+      </w:pPr>
+      <w:r>
+        <w:rPr>
+          <w:color w:val="000000"/>
+        </w:rPr>
+        <w:t>2. We admired her ___.</w:t>
+      </w:r>
+    </w:p>
+    <w:p>
+      <w:pPr>
+        <w:spacing w:before="0" w:after="35" w:line="300" w:lineRule="auto"/>
+        <w:widowControl/>
+        <w:keepNext/>
+      </w:pPr>
+      <w:r>
+        <w:rPr>
+          <w:color w:val="000000"/>
+        </w:rPr>
+        <w:t>A. creative</w:t>
+      </w:r>
+    </w:p>
+    <w:p>
+      <w:pPr>
+        <w:spacing w:before="0" w:after="35" w:line="300" w:lineRule="auto"/>
+        <w:widowControl/>
+        <w:keepNext/>
+      </w:pPr>
+      <w:r>
+        <w:rPr>
+          <w:color w:val="000000"/>
+        </w:rPr>
+        <w:t>B. creativity</w:t>
+      </w:r>
+    </w:p>
+    <w:p>
+      <w:pPr>
+        <w:spacing w:before="0" w:after="35" w:line="300" w:lineRule="auto"/>
+        <w:widowControl/>
+        <w:keepNext/>
+      </w:pPr>
+      <w:r>
+        <w:rPr>
+          <w:color w:val="000000"/>
+        </w:rPr>
+        <w:t>C. creatively</w:t>
+      </w:r>
+    </w:p>
+    <w:p>
+      <w:pPr>
+        <w:spacing w:before="0" w:after="35" w:line="300" w:lineRule="auto"/>
+        <w:widowControl/>
+      </w:pPr>
+      <w:r>
+        <w:rPr>
+          <w:color w:val="000000"/>
+        </w:rPr>
+        <w:t>D. create.</w:t>
+      </w:r>
+    </w:p>
+    <w:p>
+      <w:pPr>
+        <w:spacing w:before="20" w:after="90" w:line="300" w:lineRule="auto"/>
+        <w:widowControl/>
+        <w:keepNext/>
+      </w:pPr>
+      <w:r>
+        <w:rPr>
+          <w:color w:val="000000"/>
+        </w:rPr>
+        <w:t>3. The system is ___.</w:t>
+      </w:r>
+    </w:p>
+    <w:p>
+      <w:pPr>
+        <w:spacing w:before="0" w:after="35" w:line="300" w:lineRule="auto"/>
+        <w:widowControl/>
+        <w:keepNext/>
+      </w:pPr>
+      <w:r>
+        <w:rPr>
+          <w:color w:val="000000"/>
+        </w:rPr>
+        <w:t>A. reliability</w:t>
+      </w:r>
+    </w:p>
+    <w:p>
+      <w:pPr>
+        <w:spacing w:before="0" w:after="35" w:line="300" w:lineRule="auto"/>
+        <w:widowControl/>
+        <w:keepNext/>
+      </w:pPr>
+      <w:r>
+        <w:rPr>
+          <w:color w:val="000000"/>
+        </w:rPr>
+        <w:t>B. rely</w:t>
+      </w:r>
+    </w:p>
+    <w:p>
+      <w:pPr>
+        <w:spacing w:before="0" w:after="35" w:line="300" w:lineRule="auto"/>
+        <w:widowControl/>
+        <w:keepNext/>
+      </w:pPr>
+      <w:r>
+        <w:rPr>
+          <w:color w:val="000000"/>
+        </w:rPr>
+        <w:t>C. reliable</w:t>
+      </w:r>
+    </w:p>
+    <w:p>
+      <w:pPr>
+        <w:spacing w:before="0" w:after="35" w:line="300" w:lineRule="auto"/>
+        <w:widowControl/>
+      </w:pPr>
+      <w:r>
+        <w:rPr>
+          <w:color w:val="000000"/>
+        </w:rPr>
+        <w:t>D. reliably.</w:t>
+      </w:r>
+    </w:p>
+    <w:p>
+      <w:pPr>
+        <w:spacing w:before="20" w:after="90" w:line="300" w:lineRule="auto"/>
+        <w:widowControl/>
+        <w:keepNext/>
+      </w:pPr>
+      <w:r>
+        <w:rPr>
+          <w:color w:val="000000"/>
+        </w:rPr>
+        <w:t>4. They will ___ the building.</w:t>
+      </w:r>
+    </w:p>
+    <w:p>
+      <w:pPr>
+        <w:spacing w:before="0" w:after="35" w:line="300" w:lineRule="auto"/>
+        <w:widowControl/>
+        <w:keepNext/>
+      </w:pPr>
+      <w:r>
+        <w:rPr>
+          <w:color w:val="000000"/>
+        </w:rPr>
+        <w:t>A. modern</w:t>
+      </w:r>
+    </w:p>
+    <w:p>
+      <w:pPr>
+        <w:spacing w:before="0" w:after="35" w:line="300" w:lineRule="auto"/>
+        <w:widowControl/>
+        <w:keepNext/>
+      </w:pPr>
+      <w:r>
+        <w:rPr>
+          <w:color w:val="000000"/>
+        </w:rPr>
+        <w:t>B. modernise</w:t>
+      </w:r>
+    </w:p>
+    <w:p>
+      <w:pPr>
+        <w:spacing w:before="0" w:after="35" w:line="300" w:lineRule="auto"/>
+        <w:widowControl/>
+        <w:keepNext/>
+      </w:pPr>
+      <w:r>
+        <w:rPr>
+          <w:color w:val="000000"/>
+        </w:rPr>
+        <w:t>C. modernly</w:t>
+      </w:r>
+    </w:p>
+    <w:p>
+      <w:pPr>
+        <w:spacing w:before="0" w:after="35" w:line="300" w:lineRule="auto"/>
+        <w:widowControl/>
+      </w:pPr>
+      <w:r>
+        <w:rPr>
+          <w:color w:val="000000"/>
+        </w:rPr>
+        <w:t>D. modernity.</w:t>
+      </w:r>
+    </w:p>
+    <w:p>
+      <w:pPr>
+        <w:spacing w:before="20" w:after="90" w:line="300" w:lineRule="auto"/>
+        <w:widowControl/>
+        <w:keepNext/>
+      </w:pPr>
+      <w:r>
+        <w:rPr>
+          <w:color w:val="000000"/>
+        </w:rPr>
+        <w:t>5. The change happened ___.</w:t>
+      </w:r>
+    </w:p>
+    <w:p>
+      <w:pPr>
+        <w:spacing w:before="0" w:after="35" w:line="300" w:lineRule="auto"/>
+        <w:widowControl/>
+        <w:keepNext/>
+      </w:pPr>
+      <w:r>
+        <w:rPr>
+          <w:color w:val="000000"/>
+        </w:rPr>
+        <w:t>A. sudden</w:t>
+      </w:r>
+    </w:p>
+    <w:p>
+      <w:pPr>
+        <w:spacing w:before="0" w:after="35" w:line="300" w:lineRule="auto"/>
+        <w:widowControl/>
+        <w:keepNext/>
+      </w:pPr>
+      <w:r>
+        <w:rPr>
+          <w:color w:val="000000"/>
+        </w:rPr>
+        <w:t>B. suddenly</w:t>
+      </w:r>
+    </w:p>
+    <w:p>
+      <w:pPr>
+        <w:spacing w:before="0" w:after="35" w:line="300" w:lineRule="auto"/>
+        <w:widowControl/>
+        <w:keepNext/>
+      </w:pPr>
+      <w:r>
+        <w:rPr>
+          <w:color w:val="000000"/>
+        </w:rPr>
+        <w:t>C. suddenness</w:t>
+      </w:r>
+    </w:p>
+    <w:p>
+      <w:pPr>
+        <w:spacing w:before="0" w:after="35" w:line="300" w:lineRule="auto"/>
+        <w:widowControl/>
+      </w:pPr>
+      <w:r>
+        <w:rPr>
+          <w:color w:val="000000"/>
+        </w:rPr>
+        <w:t>D. sadden.</w:t>
+      </w:r>
+    </w:p>
+    <w:p>
+      <w:pPr>
+        <w:spacing w:before="20" w:after="90" w:line="300" w:lineRule="auto"/>
+        <w:widowControl/>
+        <w:keepNext/>
+      </w:pPr>
+      <w:r>
+        <w:rPr>
+          <w:color w:val="000000"/>
+        </w:rPr>
+        <w:t>6. Safety is our main ___.</w:t>
+      </w:r>
+    </w:p>
+    <w:p>
+      <w:pPr>
+        <w:spacing w:before="0" w:after="35" w:line="300" w:lineRule="auto"/>
+        <w:widowControl/>
+        <w:keepNext/>
+      </w:pPr>
+      <w:r>
+        <w:rPr>
+          <w:color w:val="000000"/>
+        </w:rPr>
+        <w:t>A. priority</w:t>
+      </w:r>
+    </w:p>
+    <w:p>
+      <w:pPr>
+        <w:spacing w:before="0" w:after="35" w:line="300" w:lineRule="auto"/>
+        <w:widowControl/>
+        <w:keepNext/>
+      </w:pPr>
+      <w:r>
+        <w:rPr>
+          <w:color w:val="000000"/>
+        </w:rPr>
+        <w:t>B. prioritise</w:t>
+      </w:r>
+    </w:p>
+    <w:p>
+      <w:pPr>
+        <w:spacing w:before="0" w:after="35" w:line="300" w:lineRule="auto"/>
+        <w:widowControl/>
+        <w:keepNext/>
+      </w:pPr>
+      <w:r>
+        <w:rPr>
+          <w:color w:val="000000"/>
+        </w:rPr>
+        <w:t>C. prior</w:t>
+      </w:r>
+    </w:p>
+    <w:p>
+      <w:pPr>
+        <w:spacing w:before="0" w:after="35" w:line="300" w:lineRule="auto"/>
+        <w:widowControl/>
+      </w:pPr>
+      <w:r>
+        <w:rPr>
+          <w:color w:val="000000"/>
+        </w:rPr>
+        <w:t>D. primarily.</w:t>
+      </w:r>
+    </w:p>
+    <w:p>
+      <w:pPr>
+        <w:spacing w:before="20" w:after="90" w:line="300" w:lineRule="auto"/>
+        <w:widowControl/>
+        <w:keepNext/>
+      </w:pPr>
+      <w:r>
+        <w:rPr>
+          <w:color w:val="000000"/>
+        </w:rPr>
+        <w:t>7. The instructions were ___.</w:t>
+      </w:r>
+    </w:p>
+    <w:p>
+      <w:pPr>
+        <w:spacing w:before="0" w:after="35" w:line="300" w:lineRule="auto"/>
+        <w:widowControl/>
+        <w:keepNext/>
+      </w:pPr>
+      <w:r>
+        <w:rPr>
+          <w:color w:val="000000"/>
+        </w:rPr>
+        <w:t>A. confuse</w:t>
+      </w:r>
+    </w:p>
+    <w:p>
+      <w:pPr>
+        <w:spacing w:before="0" w:after="35" w:line="300" w:lineRule="auto"/>
+        <w:widowControl/>
+        <w:keepNext/>
+      </w:pPr>
+      <w:r>
+        <w:rPr>
+          <w:color w:val="000000"/>
+        </w:rPr>
+        <w:t>B. confusion</w:t>
+      </w:r>
+    </w:p>
+    <w:p>
+      <w:pPr>
+        <w:spacing w:before="0" w:after="35" w:line="300" w:lineRule="auto"/>
+        <w:widowControl/>
+        <w:keepNext/>
+      </w:pPr>
+      <w:r>
+        <w:rPr>
+          <w:color w:val="000000"/>
+        </w:rPr>
+        <w:t>C. confusing</w:t>
+      </w:r>
+    </w:p>
+    <w:p>
+      <w:pPr>
+        <w:spacing w:before="0" w:after="35" w:line="300" w:lineRule="auto"/>
+        <w:widowControl/>
+      </w:pPr>
+      <w:r>
+        <w:rPr>
+          <w:color w:val="000000"/>
+        </w:rPr>
+        <w:t>D. confusingly.</w:t>
+      </w:r>
+    </w:p>
+    <w:p>
+      <w:pPr>
+        <w:spacing w:before="20" w:after="90" w:line="300" w:lineRule="auto"/>
+        <w:widowControl/>
+        <w:keepNext/>
+      </w:pPr>
+      <w:r>
+        <w:rPr>
+          <w:color w:val="000000"/>
+        </w:rPr>
+        <w:t>8. Please act ___.</w:t>
+      </w:r>
+    </w:p>
+    <w:p>
+      <w:pPr>
+        <w:spacing w:before="0" w:after="35" w:line="300" w:lineRule="auto"/>
+        <w:widowControl/>
+        <w:keepNext/>
+      </w:pPr>
+      <w:r>
+        <w:rPr>
+          <w:color w:val="000000"/>
+        </w:rPr>
+        <w:t>A. responsibility</w:t>
+      </w:r>
+    </w:p>
+    <w:p>
+      <w:pPr>
+        <w:spacing w:before="0" w:after="35" w:line="300" w:lineRule="auto"/>
+        <w:widowControl/>
+        <w:keepNext/>
+      </w:pPr>
+      <w:r>
+        <w:rPr>
+          <w:color w:val="000000"/>
+        </w:rPr>
+        <w:t>B. responsible</w:t>
+      </w:r>
+    </w:p>
+    <w:p>
+      <w:pPr>
+        <w:spacing w:before="0" w:after="35" w:line="300" w:lineRule="auto"/>
+        <w:widowControl/>
+        <w:keepNext/>
+      </w:pPr>
+      <w:r>
+        <w:rPr>
+          <w:color w:val="000000"/>
+        </w:rPr>
+        <w:t>C. responsibly</w:t>
+      </w:r>
+    </w:p>
+    <w:p>
+      <w:pPr>
+        <w:spacing w:before="0" w:after="35" w:line="300" w:lineRule="auto"/>
+        <w:widowControl/>
+      </w:pPr>
+      <w:r>
+        <w:rPr>
+          <w:color w:val="000000"/>
+        </w:rPr>
+        <w:t>D. response.</w:t>
+      </w:r>
+    </w:p>
+    <w:p>
+      <w:pPr>
+        <w:spacing w:before="20" w:after="90" w:line="300" w:lineRule="auto"/>
+        <w:widowControl/>
+        <w:keepNext/>
+      </w:pPr>
+      <w:r>
+        <w:rPr>
+          <w:color w:val="000000"/>
+        </w:rPr>
+        <w:t>9. The team achieved a major ___.</w:t>
+      </w:r>
+    </w:p>
+    <w:p>
+      <w:pPr>
+        <w:spacing w:before="0" w:after="35" w:line="300" w:lineRule="auto"/>
+        <w:widowControl/>
+        <w:keepNext/>
+      </w:pPr>
+      <w:r>
+        <w:rPr>
+          <w:color w:val="000000"/>
+        </w:rPr>
+        <w:t>A. improve</w:t>
+      </w:r>
+    </w:p>
+    <w:p>
+      <w:pPr>
+        <w:spacing w:before="0" w:after="35" w:line="300" w:lineRule="auto"/>
+        <w:widowControl/>
+        <w:keepNext/>
+      </w:pPr>
+      <w:r>
+        <w:rPr>
+          <w:color w:val="000000"/>
+        </w:rPr>
+        <w:t>B. improvement</w:t>
+      </w:r>
+    </w:p>
+    <w:p>
+      <w:pPr>
+        <w:spacing w:before="0" w:after="35" w:line="300" w:lineRule="auto"/>
+        <w:widowControl/>
+        <w:keepNext/>
+      </w:pPr>
+      <w:r>
+        <w:rPr>
+          <w:color w:val="000000"/>
+        </w:rPr>
+        <w:t>C. improved</w:t>
+      </w:r>
+    </w:p>
+    <w:p>
+      <w:pPr>
+        <w:spacing w:before="0" w:after="35" w:line="300" w:lineRule="auto"/>
+        <w:widowControl/>
+      </w:pPr>
+      <w:r>
+        <w:rPr>
+          <w:color w:val="000000"/>
+        </w:rPr>
+        <w:t>D. improving.</w:t>
+      </w:r>
+    </w:p>
+    <w:p>
+      <w:pPr>
+        <w:spacing w:before="20" w:after="90" w:line="300" w:lineRule="auto"/>
+        <w:widowControl/>
+        <w:keepNext/>
+      </w:pPr>
+      <w:r>
+        <w:rPr>
+          <w:color w:val="000000"/>
+        </w:rPr>
+        <w:t>10. Technology can ___ learning.</w:t>
+      </w:r>
+    </w:p>
+    <w:p>
+      <w:pPr>
+        <w:spacing w:before="0" w:after="35" w:line="300" w:lineRule="auto"/>
+        <w:widowControl/>
+        <w:keepNext/>
+      </w:pPr>
+      <w:r>
+        <w:rPr>
+          <w:color w:val="000000"/>
+        </w:rPr>
+        <w:t>A. support</w:t>
+      </w:r>
+    </w:p>
+    <w:p>
+      <w:pPr>
+        <w:spacing w:before="0" w:after="35" w:line="300" w:lineRule="auto"/>
+        <w:widowControl/>
+        <w:keepNext/>
+      </w:pPr>
+      <w:r>
+        <w:rPr>
+          <w:color w:val="000000"/>
+        </w:rPr>
+        <w:t>B. supportive</w:t>
+      </w:r>
+    </w:p>
+    <w:p>
+      <w:pPr>
+        <w:spacing w:before="0" w:after="35" w:line="300" w:lineRule="auto"/>
+        <w:widowControl/>
+        <w:keepNext/>
+      </w:pPr>
+      <w:r>
+        <w:rPr>
+          <w:color w:val="000000"/>
+        </w:rPr>
+        <w:t>C. supportively</w:t>
+      </w:r>
+    </w:p>
+    <w:p>
+      <w:pPr>
+        <w:spacing w:before="0" w:after="35" w:line="300" w:lineRule="auto"/>
+        <w:widowControl/>
+      </w:pPr>
+      <w:r>
+        <w:rPr>
+          <w:color w:val="000000"/>
+        </w:rPr>
+        <w:t>D. supportability.</w:t>
+      </w:r>
+    </w:p>
+    <w:p>
+      <w:pPr>
+        <w:spacing w:before="240" w:after="60" w:line="300" w:lineRule="auto"/>
+        <w:widowControl/>
+        <w:keepNext/>
+      </w:pPr>
+      <w:r>
+        <w:rPr>
+          <w:color w:val="000000"/>
           <w:b/>
-        </w:rPr>
-        <w:t xml:space="preserve">PHẦN 3. HÒA HỢP TRONG NGỮ CẢNH (10 điểm)</w:t>
-      </w:r>
-    </w:p>
-    <w:p>
-      <w:r>
-        <w:t xml:space="preserve">1. Both the teacher and students ___ ready. A is B are. 2. Either route ___ suitable. A is B are. 3. Neither of the answers ___ correct. A is B are. 4. A number of books ___ missing. A is B are. 5. The number of books ___ unknown. A is B are. 6. Every boy and girl ___ a badge. A has B have. 7. The furniture ___ new. A is B are. 8. Two hours ___ enough. A is B are. 9. One of the machines ___ broken. A is B are. 10. There ___ several reasons. A is B are.</w:t>
-      </w:r>
-    </w:p>
-    <w:p>
-      <w:r>
-        <w:rPr>
+          <w:sz w:val="24"/>
+          <w:szCs w:val="24"/>
+        </w:rPr>
+        <w:t>PHẦN 2. WORD FORMATION TRONG CÂU (10 điểm)</w:t>
+      </w:r>
+    </w:p>
+    <w:p>
+      <w:pPr>
+        <w:spacing w:before="0" w:after="100" w:line="300" w:lineRule="auto"/>
+        <w:widowControl/>
+      </w:pPr>
+      <w:r>
+        <w:rPr>
+          <w:color w:val="000000"/>
+          <w:i/>
+        </w:rPr>
+        <w:t>Điền dạng đúng của từ trong ngoặc.</w:t>
+      </w:r>
+    </w:p>
+    <w:p>
+      <w:pPr>
+        <w:spacing w:before="20" w:after="90" w:line="300" w:lineRule="auto"/>
+        <w:widowControl/>
+      </w:pPr>
+      <w:r>
+        <w:rPr>
+          <w:color w:val="000000"/>
+        </w:rPr>
+        <w:t>1. The service is easily ___. (ACCESS)</w:t>
+      </w:r>
+    </w:p>
+    <w:p>
+      <w:pPr>
+        <w:spacing w:before="20" w:after="90" w:line="300" w:lineRule="auto"/>
+        <w:widowControl/>
+      </w:pPr>
+      <w:r>
+        <w:rPr>
+          <w:color w:val="000000"/>
+        </w:rPr>
+        <w:t>2. We need greater ___. (FLEXIBLE)</w:t>
+      </w:r>
+    </w:p>
+    <w:p>
+      <w:pPr>
+        <w:spacing w:before="20" w:after="90" w:line="300" w:lineRule="auto"/>
+        <w:widowControl/>
+      </w:pPr>
+      <w:r>
+        <w:rPr>
+          <w:color w:val="000000"/>
+        </w:rPr>
+        <w:t>3. She reacted ___. (CALM)</w:t>
+      </w:r>
+    </w:p>
+    <w:p>
+      <w:pPr>
+        <w:spacing w:before="20" w:after="90" w:line="300" w:lineRule="auto"/>
+        <w:widowControl/>
+      </w:pPr>
+      <w:r>
+        <w:rPr>
+          <w:color w:val="000000"/>
+        </w:rPr>
+        <w:t>4. The plan is ___. (PRACTICE)</w:t>
+      </w:r>
+    </w:p>
+    <w:p>
+      <w:pPr>
+        <w:spacing w:before="20" w:after="90" w:line="300" w:lineRule="auto"/>
+        <w:widowControl/>
+      </w:pPr>
+      <w:r>
+        <w:rPr>
+          <w:color w:val="000000"/>
+        </w:rPr>
+        <w:t>5. His behaviour was ___. (RESPONSIBLE – negative)</w:t>
+      </w:r>
+    </w:p>
+    <w:p>
+      <w:pPr>
+        <w:spacing w:before="20" w:after="90" w:line="300" w:lineRule="auto"/>
+        <w:widowControl/>
+      </w:pPr>
+      <w:r>
+        <w:rPr>
+          <w:color w:val="000000"/>
+        </w:rPr>
+        <w:t>6. This discovery is ___. (SIGNIFICANCE)</w:t>
+      </w:r>
+    </w:p>
+    <w:p>
+      <w:pPr>
+        <w:spacing w:before="20" w:after="90" w:line="300" w:lineRule="auto"/>
+        <w:widowControl/>
+      </w:pPr>
+      <w:r>
+        <w:rPr>
+          <w:color w:val="000000"/>
+        </w:rPr>
+        <w:t>7. The town hopes to ___ the road. (WIDE)</w:t>
+      </w:r>
+    </w:p>
+    <w:p>
+      <w:pPr>
+        <w:spacing w:before="20" w:after="90" w:line="300" w:lineRule="auto"/>
+        <w:widowControl/>
+      </w:pPr>
+      <w:r>
+        <w:rPr>
+          <w:color w:val="000000"/>
+        </w:rPr>
+        <w:t>8. There has been a steady ___. (IMPROVE)</w:t>
+      </w:r>
+    </w:p>
+    <w:p>
+      <w:pPr>
+        <w:spacing w:before="20" w:after="90" w:line="300" w:lineRule="auto"/>
+        <w:widowControl/>
+      </w:pPr>
+      <w:r>
+        <w:rPr>
+          <w:color w:val="000000"/>
+        </w:rPr>
+        <w:t>9. The information is ___. (RELY – negative)</w:t>
+      </w:r>
+    </w:p>
+    <w:p>
+      <w:pPr>
+        <w:spacing w:before="20" w:after="90" w:line="300" w:lineRule="auto"/>
+        <w:widowControl/>
+      </w:pPr>
+      <w:r>
+        <w:rPr>
+          <w:color w:val="000000"/>
+        </w:rPr>
+        <w:t>10. Please check the figures ___. (CARE)</w:t>
+      </w:r>
+    </w:p>
+    <w:p>
+      <w:pPr>
+        <w:spacing w:before="240" w:after="60" w:line="300" w:lineRule="auto"/>
+        <w:widowControl/>
+        <w:keepNext/>
+      </w:pPr>
+      <w:r>
+        <w:rPr>
+          <w:color w:val="000000"/>
           <w:b/>
-        </w:rPr>
-        <w:t xml:space="preserve">PHẦN 4. WORD ORDER (10 điểm)</w:t>
-      </w:r>
-    </w:p>
-    <w:p>
-      <w:r>
-        <w:t xml:space="preserve">Chọn câu đúng.</w:t>
-      </w:r>
-    </w:p>
-    <w:p>
-      <w:r>
-        <w:t xml:space="preserve">1. A a beautiful old stone house B an old stone beautiful house. 2. A she always is helpful B she is always helpful. 3. A a new useful app B a useful new app. 4. A he carefully checked the figures B he checked careful the figures. 5. A an expensive Italian sports car B an Italian expensive sports car. 6. A we have recently finished B we recently have finished. 7. A a large rectangular wooden table B a wooden large rectangular table. 8. A they probably will come B they will probably come. 9. A a five-year community project B a community five-years project. 10. A the first three pages B the three first pages.</w:t>
-      </w:r>
-    </w:p>
-    <w:p>
-      <w:r>
-        <w:rPr>
+          <w:sz w:val="24"/>
+          <w:szCs w:val="24"/>
+        </w:rPr>
+        <w:t>PHẦN 3. HÒA HỢP TRONG NGỮ CẢNH (10 điểm)</w:t>
+      </w:r>
+    </w:p>
+    <w:p>
+      <w:pPr>
+        <w:spacing w:before="0" w:after="100" w:line="300" w:lineRule="auto"/>
+        <w:widowControl/>
+      </w:pPr>
+      <w:r>
+        <w:rPr>
+          <w:color w:val="000000"/>
+          <w:i/>
+        </w:rPr>
+        <w:t>Chọn động từ phù hợp với chủ ngữ và ngữ cảnh.</w:t>
+      </w:r>
+    </w:p>
+    <w:p>
+      <w:pPr>
+        <w:spacing w:before="20" w:after="90" w:line="300" w:lineRule="auto"/>
+        <w:widowControl/>
+        <w:keepNext/>
+      </w:pPr>
+      <w:r>
+        <w:rPr>
+          <w:color w:val="000000"/>
+        </w:rPr>
+        <w:t>1. Both the teacher and students ___ ready.</w:t>
+      </w:r>
+    </w:p>
+    <w:p>
+      <w:pPr>
+        <w:spacing w:before="0" w:after="35" w:line="300" w:lineRule="auto"/>
+        <w:widowControl/>
+        <w:keepNext/>
+      </w:pPr>
+      <w:r>
+        <w:rPr>
+          <w:color w:val="000000"/>
+        </w:rPr>
+        <w:t>A. is</w:t>
+      </w:r>
+    </w:p>
+    <w:p>
+      <w:pPr>
+        <w:spacing w:before="0" w:after="35" w:line="300" w:lineRule="auto"/>
+        <w:widowControl/>
+      </w:pPr>
+      <w:r>
+        <w:rPr>
+          <w:color w:val="000000"/>
+        </w:rPr>
+        <w:t>B. are.</w:t>
+      </w:r>
+    </w:p>
+    <w:p>
+      <w:pPr>
+        <w:spacing w:before="20" w:after="90" w:line="300" w:lineRule="auto"/>
+        <w:widowControl/>
+        <w:keepNext/>
+      </w:pPr>
+      <w:r>
+        <w:rPr>
+          <w:color w:val="000000"/>
+        </w:rPr>
+        <w:t>2. Either route ___ suitable.</w:t>
+      </w:r>
+    </w:p>
+    <w:p>
+      <w:pPr>
+        <w:spacing w:before="0" w:after="35" w:line="300" w:lineRule="auto"/>
+        <w:widowControl/>
+        <w:keepNext/>
+      </w:pPr>
+      <w:r>
+        <w:rPr>
+          <w:color w:val="000000"/>
+        </w:rPr>
+        <w:t>A. is</w:t>
+      </w:r>
+    </w:p>
+    <w:p>
+      <w:pPr>
+        <w:spacing w:before="0" w:after="35" w:line="300" w:lineRule="auto"/>
+        <w:widowControl/>
+      </w:pPr>
+      <w:r>
+        <w:rPr>
+          <w:color w:val="000000"/>
+        </w:rPr>
+        <w:t>B. are.</w:t>
+      </w:r>
+    </w:p>
+    <w:p>
+      <w:pPr>
+        <w:spacing w:before="20" w:after="90" w:line="300" w:lineRule="auto"/>
+        <w:widowControl/>
+        <w:keepNext/>
+      </w:pPr>
+      <w:r>
+        <w:rPr>
+          <w:color w:val="000000"/>
+        </w:rPr>
+        <w:t>3. Neither of the answers ___ correct.</w:t>
+      </w:r>
+    </w:p>
+    <w:p>
+      <w:pPr>
+        <w:spacing w:before="0" w:after="35" w:line="300" w:lineRule="auto"/>
+        <w:widowControl/>
+        <w:keepNext/>
+      </w:pPr>
+      <w:r>
+        <w:rPr>
+          <w:color w:val="000000"/>
+        </w:rPr>
+        <w:t>A. is</w:t>
+      </w:r>
+    </w:p>
+    <w:p>
+      <w:pPr>
+        <w:spacing w:before="0" w:after="35" w:line="300" w:lineRule="auto"/>
+        <w:widowControl/>
+      </w:pPr>
+      <w:r>
+        <w:rPr>
+          <w:color w:val="000000"/>
+        </w:rPr>
+        <w:t>B. are.</w:t>
+      </w:r>
+    </w:p>
+    <w:p>
+      <w:pPr>
+        <w:spacing w:before="20" w:after="90" w:line="300" w:lineRule="auto"/>
+        <w:widowControl/>
+        <w:keepNext/>
+      </w:pPr>
+      <w:r>
+        <w:rPr>
+          <w:color w:val="000000"/>
+        </w:rPr>
+        <w:t>4. A number of books ___ missing.</w:t>
+      </w:r>
+    </w:p>
+    <w:p>
+      <w:pPr>
+        <w:spacing w:before="0" w:after="35" w:line="300" w:lineRule="auto"/>
+        <w:widowControl/>
+        <w:keepNext/>
+      </w:pPr>
+      <w:r>
+        <w:rPr>
+          <w:color w:val="000000"/>
+        </w:rPr>
+        <w:t>A. is</w:t>
+      </w:r>
+    </w:p>
+    <w:p>
+      <w:pPr>
+        <w:spacing w:before="0" w:after="35" w:line="300" w:lineRule="auto"/>
+        <w:widowControl/>
+      </w:pPr>
+      <w:r>
+        <w:rPr>
+          <w:color w:val="000000"/>
+        </w:rPr>
+        <w:t>B. are.</w:t>
+      </w:r>
+    </w:p>
+    <w:p>
+      <w:pPr>
+        <w:spacing w:before="20" w:after="90" w:line="300" w:lineRule="auto"/>
+        <w:widowControl/>
+        <w:keepNext/>
+      </w:pPr>
+      <w:r>
+        <w:rPr>
+          <w:color w:val="000000"/>
+        </w:rPr>
+        <w:t>5. The number of books ___ unknown.</w:t>
+      </w:r>
+    </w:p>
+    <w:p>
+      <w:pPr>
+        <w:spacing w:before="0" w:after="35" w:line="300" w:lineRule="auto"/>
+        <w:widowControl/>
+        <w:keepNext/>
+      </w:pPr>
+      <w:r>
+        <w:rPr>
+          <w:color w:val="000000"/>
+        </w:rPr>
+        <w:t>A. is</w:t>
+      </w:r>
+    </w:p>
+    <w:p>
+      <w:pPr>
+        <w:spacing w:before="0" w:after="35" w:line="300" w:lineRule="auto"/>
+        <w:widowControl/>
+      </w:pPr>
+      <w:r>
+        <w:rPr>
+          <w:color w:val="000000"/>
+        </w:rPr>
+        <w:t>B. are.</w:t>
+      </w:r>
+    </w:p>
+    <w:p>
+      <w:pPr>
+        <w:spacing w:before="20" w:after="90" w:line="300" w:lineRule="auto"/>
+        <w:widowControl/>
+        <w:keepNext/>
+      </w:pPr>
+      <w:r>
+        <w:rPr>
+          <w:color w:val="000000"/>
+        </w:rPr>
+        <w:t>6. Every boy and girl ___ a badge.</w:t>
+      </w:r>
+    </w:p>
+    <w:p>
+      <w:pPr>
+        <w:spacing w:before="0" w:after="35" w:line="300" w:lineRule="auto"/>
+        <w:widowControl/>
+        <w:keepNext/>
+      </w:pPr>
+      <w:r>
+        <w:rPr>
+          <w:color w:val="000000"/>
+        </w:rPr>
+        <w:t>A. has</w:t>
+      </w:r>
+    </w:p>
+    <w:p>
+      <w:pPr>
+        <w:spacing w:before="0" w:after="35" w:line="300" w:lineRule="auto"/>
+        <w:widowControl/>
+      </w:pPr>
+      <w:r>
+        <w:rPr>
+          <w:color w:val="000000"/>
+        </w:rPr>
+        <w:t>B. have.</w:t>
+      </w:r>
+    </w:p>
+    <w:p>
+      <w:pPr>
+        <w:spacing w:before="20" w:after="90" w:line="300" w:lineRule="auto"/>
+        <w:widowControl/>
+        <w:keepNext/>
+      </w:pPr>
+      <w:r>
+        <w:rPr>
+          <w:color w:val="000000"/>
+        </w:rPr>
+        <w:t>7. The furniture ___ new.</w:t>
+      </w:r>
+    </w:p>
+    <w:p>
+      <w:pPr>
+        <w:spacing w:before="0" w:after="35" w:line="300" w:lineRule="auto"/>
+        <w:widowControl/>
+        <w:keepNext/>
+      </w:pPr>
+      <w:r>
+        <w:rPr>
+          <w:color w:val="000000"/>
+        </w:rPr>
+        <w:t>A. is</w:t>
+      </w:r>
+    </w:p>
+    <w:p>
+      <w:pPr>
+        <w:spacing w:before="0" w:after="35" w:line="300" w:lineRule="auto"/>
+        <w:widowControl/>
+      </w:pPr>
+      <w:r>
+        <w:rPr>
+          <w:color w:val="000000"/>
+        </w:rPr>
+        <w:t>B. are.</w:t>
+      </w:r>
+    </w:p>
+    <w:p>
+      <w:pPr>
+        <w:spacing w:before="20" w:after="90" w:line="300" w:lineRule="auto"/>
+        <w:widowControl/>
+        <w:keepNext/>
+      </w:pPr>
+      <w:r>
+        <w:rPr>
+          <w:color w:val="000000"/>
+        </w:rPr>
+        <w:t>8. Two hours ___ enough.</w:t>
+      </w:r>
+    </w:p>
+    <w:p>
+      <w:pPr>
+        <w:spacing w:before="0" w:after="35" w:line="300" w:lineRule="auto"/>
+        <w:widowControl/>
+        <w:keepNext/>
+      </w:pPr>
+      <w:r>
+        <w:rPr>
+          <w:color w:val="000000"/>
+        </w:rPr>
+        <w:t>A. is</w:t>
+      </w:r>
+    </w:p>
+    <w:p>
+      <w:pPr>
+        <w:spacing w:before="0" w:after="35" w:line="300" w:lineRule="auto"/>
+        <w:widowControl/>
+      </w:pPr>
+      <w:r>
+        <w:rPr>
+          <w:color w:val="000000"/>
+        </w:rPr>
+        <w:t>B. are.</w:t>
+      </w:r>
+    </w:p>
+    <w:p>
+      <w:pPr>
+        <w:spacing w:before="20" w:after="90" w:line="300" w:lineRule="auto"/>
+        <w:widowControl/>
+        <w:keepNext/>
+      </w:pPr>
+      <w:r>
+        <w:rPr>
+          <w:color w:val="000000"/>
+        </w:rPr>
+        <w:t>9. One of the machines ___ broken.</w:t>
+      </w:r>
+    </w:p>
+    <w:p>
+      <w:pPr>
+        <w:spacing w:before="0" w:after="35" w:line="300" w:lineRule="auto"/>
+        <w:widowControl/>
+        <w:keepNext/>
+      </w:pPr>
+      <w:r>
+        <w:rPr>
+          <w:color w:val="000000"/>
+        </w:rPr>
+        <w:t>A. is</w:t>
+      </w:r>
+    </w:p>
+    <w:p>
+      <w:pPr>
+        <w:spacing w:before="0" w:after="35" w:line="300" w:lineRule="auto"/>
+        <w:widowControl/>
+      </w:pPr>
+      <w:r>
+        <w:rPr>
+          <w:color w:val="000000"/>
+        </w:rPr>
+        <w:t>B. are.</w:t>
+      </w:r>
+    </w:p>
+    <w:p>
+      <w:pPr>
+        <w:spacing w:before="20" w:after="90" w:line="300" w:lineRule="auto"/>
+        <w:widowControl/>
+        <w:keepNext/>
+      </w:pPr>
+      <w:r>
+        <w:rPr>
+          <w:color w:val="000000"/>
+        </w:rPr>
+        <w:t>10. There ___ several reasons.</w:t>
+      </w:r>
+    </w:p>
+    <w:p>
+      <w:pPr>
+        <w:spacing w:before="0" w:after="35" w:line="300" w:lineRule="auto"/>
+        <w:widowControl/>
+        <w:keepNext/>
+      </w:pPr>
+      <w:r>
+        <w:rPr>
+          <w:color w:val="000000"/>
+        </w:rPr>
+        <w:t>A. is</w:t>
+      </w:r>
+    </w:p>
+    <w:p>
+      <w:pPr>
+        <w:spacing w:before="0" w:after="35" w:line="300" w:lineRule="auto"/>
+        <w:widowControl/>
+      </w:pPr>
+      <w:r>
+        <w:rPr>
+          <w:color w:val="000000"/>
+        </w:rPr>
+        <w:t>B. are.</w:t>
+      </w:r>
+    </w:p>
+    <w:p>
+      <w:pPr>
+        <w:spacing w:before="240" w:after="60" w:line="300" w:lineRule="auto"/>
+        <w:widowControl/>
+        <w:keepNext/>
+      </w:pPr>
+      <w:r>
+        <w:rPr>
+          <w:color w:val="000000"/>
           <w:b/>
-        </w:rPr>
-        <w:t xml:space="preserve">PHẦN 5. QUANTIFIERS VÀ DETERMINERS (10 điểm)</w:t>
-      </w:r>
-    </w:p>
-    <w:p>
-      <w:r>
-        <w:t xml:space="preserve">1. ___ of the information is current. A Most B Many C Several D Few. 2. We need ___ chairs. A a little B a few C much D less. 3. There isn't ___ water. A many B much C several D a few. 4. ___ employee must sign. A Every B All C Both D Most of. 5. ___ of these options works. A Neither B None C Every D Both. 6. I have two keys; ___ can open it. A either B all C every D none. 7. ___ students were absent. A A great deal of B A few C A little D Much. 8. She needs ___ information. A another B other C others D the others. 9. One task is easy; ___ is difficult. A other B the other C others D another of. 10. ___ of my classmates use the app. A Most B Most of C Much D Every.</w:t>
-      </w:r>
-    </w:p>
-    <w:p>
-      <w:r>
-        <w:rPr>
+          <w:sz w:val="24"/>
+          <w:szCs w:val="24"/>
+        </w:rPr>
+        <w:t>PHẦN 4. WORD ORDER (10 điểm)</w:t>
+      </w:r>
+    </w:p>
+    <w:p>
+      <w:pPr>
+        <w:spacing w:before="0" w:after="100" w:line="300" w:lineRule="auto"/>
+        <w:widowControl/>
+      </w:pPr>
+      <w:r>
+        <w:rPr>
+          <w:color w:val="000000"/>
+          <w:i/>
+        </w:rPr>
+        <w:t>Chọn câu hoặc cụm từ có trật tự đúng.</w:t>
+      </w:r>
+    </w:p>
+    <w:p>
+      <w:pPr>
+        <w:spacing w:before="20" w:after="90" w:line="300" w:lineRule="auto"/>
+        <w:widowControl/>
+        <w:keepNext/>
+      </w:pPr>
+      <w:r>
+        <w:rPr>
+          <w:color w:val="000000"/>
+        </w:rPr>
+        <w:t>1. Chọn phương án đúng.</w:t>
+      </w:r>
+    </w:p>
+    <w:p>
+      <w:pPr>
+        <w:spacing w:before="0" w:after="35" w:line="300" w:lineRule="auto"/>
+        <w:widowControl/>
+        <w:keepNext/>
+      </w:pPr>
+      <w:r>
+        <w:rPr>
+          <w:color w:val="000000"/>
+        </w:rPr>
+        <w:t>A. a beautiful old stone house</w:t>
+      </w:r>
+    </w:p>
+    <w:p>
+      <w:pPr>
+        <w:spacing w:before="0" w:after="35" w:line="300" w:lineRule="auto"/>
+        <w:widowControl/>
+      </w:pPr>
+      <w:r>
+        <w:rPr>
+          <w:color w:val="000000"/>
+        </w:rPr>
+        <w:t>B. an old stone beautiful house.</w:t>
+      </w:r>
+    </w:p>
+    <w:p>
+      <w:pPr>
+        <w:spacing w:before="20" w:after="90" w:line="300" w:lineRule="auto"/>
+        <w:widowControl/>
+        <w:keepNext/>
+      </w:pPr>
+      <w:r>
+        <w:rPr>
+          <w:color w:val="000000"/>
+        </w:rPr>
+        <w:t>2. Chọn phương án đúng.</w:t>
+      </w:r>
+    </w:p>
+    <w:p>
+      <w:pPr>
+        <w:spacing w:before="0" w:after="35" w:line="300" w:lineRule="auto"/>
+        <w:widowControl/>
+        <w:keepNext/>
+      </w:pPr>
+      <w:r>
+        <w:rPr>
+          <w:color w:val="000000"/>
+        </w:rPr>
+        <w:t>A. she always is helpful</w:t>
+      </w:r>
+    </w:p>
+    <w:p>
+      <w:pPr>
+        <w:spacing w:before="0" w:after="35" w:line="300" w:lineRule="auto"/>
+        <w:widowControl/>
+      </w:pPr>
+      <w:r>
+        <w:rPr>
+          <w:color w:val="000000"/>
+        </w:rPr>
+        <w:t>B. she is always helpful.</w:t>
+      </w:r>
+    </w:p>
+    <w:p>
+      <w:pPr>
+        <w:spacing w:before="20" w:after="90" w:line="300" w:lineRule="auto"/>
+        <w:widowControl/>
+        <w:keepNext/>
+      </w:pPr>
+      <w:r>
+        <w:rPr>
+          <w:color w:val="000000"/>
+        </w:rPr>
+        <w:t>3. Chọn phương án đúng.</w:t>
+      </w:r>
+    </w:p>
+    <w:p>
+      <w:pPr>
+        <w:spacing w:before="0" w:after="35" w:line="300" w:lineRule="auto"/>
+        <w:widowControl/>
+        <w:keepNext/>
+      </w:pPr>
+      <w:r>
+        <w:rPr>
+          <w:color w:val="000000"/>
+        </w:rPr>
+        <w:t>A. a new useful app</w:t>
+      </w:r>
+    </w:p>
+    <w:p>
+      <w:pPr>
+        <w:spacing w:before="0" w:after="35" w:line="300" w:lineRule="auto"/>
+        <w:widowControl/>
+      </w:pPr>
+      <w:r>
+        <w:rPr>
+          <w:color w:val="000000"/>
+        </w:rPr>
+        <w:t>B. a useful new app.</w:t>
+      </w:r>
+    </w:p>
+    <w:p>
+      <w:pPr>
+        <w:spacing w:before="20" w:after="90" w:line="300" w:lineRule="auto"/>
+        <w:widowControl/>
+        <w:keepNext/>
+      </w:pPr>
+      <w:r>
+        <w:rPr>
+          <w:color w:val="000000"/>
+        </w:rPr>
+        <w:t>4. Chọn phương án đúng.</w:t>
+      </w:r>
+    </w:p>
+    <w:p>
+      <w:pPr>
+        <w:spacing w:before="0" w:after="35" w:line="300" w:lineRule="auto"/>
+        <w:widowControl/>
+        <w:keepNext/>
+      </w:pPr>
+      <w:r>
+        <w:rPr>
+          <w:color w:val="000000"/>
+        </w:rPr>
+        <w:t>A. he carefully checked the figures</w:t>
+      </w:r>
+    </w:p>
+    <w:p>
+      <w:pPr>
+        <w:spacing w:before="0" w:after="35" w:line="300" w:lineRule="auto"/>
+        <w:widowControl/>
+      </w:pPr>
+      <w:r>
+        <w:rPr>
+          <w:color w:val="000000"/>
+        </w:rPr>
+        <w:t>B. he checked careful the figures.</w:t>
+      </w:r>
+    </w:p>
+    <w:p>
+      <w:pPr>
+        <w:spacing w:before="20" w:after="90" w:line="300" w:lineRule="auto"/>
+        <w:widowControl/>
+        <w:keepNext/>
+      </w:pPr>
+      <w:r>
+        <w:rPr>
+          <w:color w:val="000000"/>
+        </w:rPr>
+        <w:t>5. Chọn phương án đúng.</w:t>
+      </w:r>
+    </w:p>
+    <w:p>
+      <w:pPr>
+        <w:spacing w:before="0" w:after="35" w:line="300" w:lineRule="auto"/>
+        <w:widowControl/>
+        <w:keepNext/>
+      </w:pPr>
+      <w:r>
+        <w:rPr>
+          <w:color w:val="000000"/>
+        </w:rPr>
+        <w:t>A. an expensive Italian sports car</w:t>
+      </w:r>
+    </w:p>
+    <w:p>
+      <w:pPr>
+        <w:spacing w:before="0" w:after="35" w:line="300" w:lineRule="auto"/>
+        <w:widowControl/>
+      </w:pPr>
+      <w:r>
+        <w:rPr>
+          <w:color w:val="000000"/>
+        </w:rPr>
+        <w:t>B. an Italian expensive sports car.</w:t>
+      </w:r>
+    </w:p>
+    <w:p>
+      <w:pPr>
+        <w:spacing w:before="20" w:after="90" w:line="300" w:lineRule="auto"/>
+        <w:widowControl/>
+        <w:keepNext/>
+      </w:pPr>
+      <w:r>
+        <w:rPr>
+          <w:color w:val="000000"/>
+        </w:rPr>
+        <w:t>6. Chọn phương án đúng.</w:t>
+      </w:r>
+    </w:p>
+    <w:p>
+      <w:pPr>
+        <w:spacing w:before="0" w:after="35" w:line="300" w:lineRule="auto"/>
+        <w:widowControl/>
+        <w:keepNext/>
+      </w:pPr>
+      <w:r>
+        <w:rPr>
+          <w:color w:val="000000"/>
+        </w:rPr>
+        <w:t>A. we have recently finished</w:t>
+      </w:r>
+    </w:p>
+    <w:p>
+      <w:pPr>
+        <w:spacing w:before="0" w:after="35" w:line="300" w:lineRule="auto"/>
+        <w:widowControl/>
+      </w:pPr>
+      <w:r>
+        <w:rPr>
+          <w:color w:val="000000"/>
+        </w:rPr>
+        <w:t>B. we recently have finished.</w:t>
+      </w:r>
+    </w:p>
+    <w:p>
+      <w:pPr>
+        <w:spacing w:before="20" w:after="90" w:line="300" w:lineRule="auto"/>
+        <w:widowControl/>
+        <w:keepNext/>
+      </w:pPr>
+      <w:r>
+        <w:rPr>
+          <w:color w:val="000000"/>
+        </w:rPr>
+        <w:t>7. Chọn phương án đúng.</w:t>
+      </w:r>
+    </w:p>
+    <w:p>
+      <w:pPr>
+        <w:spacing w:before="0" w:after="35" w:line="300" w:lineRule="auto"/>
+        <w:widowControl/>
+        <w:keepNext/>
+      </w:pPr>
+      <w:r>
+        <w:rPr>
+          <w:color w:val="000000"/>
+        </w:rPr>
+        <w:t>A. a large rectangular wooden table</w:t>
+      </w:r>
+    </w:p>
+    <w:p>
+      <w:pPr>
+        <w:spacing w:before="0" w:after="35" w:line="300" w:lineRule="auto"/>
+        <w:widowControl/>
+      </w:pPr>
+      <w:r>
+        <w:rPr>
+          <w:color w:val="000000"/>
+        </w:rPr>
+        <w:t>B. a wooden large rectangular table.</w:t>
+      </w:r>
+    </w:p>
+    <w:p>
+      <w:pPr>
+        <w:spacing w:before="20" w:after="90" w:line="300" w:lineRule="auto"/>
+        <w:widowControl/>
+        <w:keepNext/>
+      </w:pPr>
+      <w:r>
+        <w:rPr>
+          <w:color w:val="000000"/>
+        </w:rPr>
+        <w:t>8. Chọn phương án đúng.</w:t>
+      </w:r>
+    </w:p>
+    <w:p>
+      <w:pPr>
+        <w:spacing w:before="0" w:after="35" w:line="300" w:lineRule="auto"/>
+        <w:widowControl/>
+        <w:keepNext/>
+      </w:pPr>
+      <w:r>
+        <w:rPr>
+          <w:color w:val="000000"/>
+        </w:rPr>
+        <w:t>A. they probably will come</w:t>
+      </w:r>
+    </w:p>
+    <w:p>
+      <w:pPr>
+        <w:spacing w:before="0" w:after="35" w:line="300" w:lineRule="auto"/>
+        <w:widowControl/>
+      </w:pPr>
+      <w:r>
+        <w:rPr>
+          <w:color w:val="000000"/>
+        </w:rPr>
+        <w:t>B. they will probably come.</w:t>
+      </w:r>
+    </w:p>
+    <w:p>
+      <w:pPr>
+        <w:spacing w:before="20" w:after="90" w:line="300" w:lineRule="auto"/>
+        <w:widowControl/>
+        <w:keepNext/>
+      </w:pPr>
+      <w:r>
+        <w:rPr>
+          <w:color w:val="000000"/>
+        </w:rPr>
+        <w:t>9. Chọn phương án đúng.</w:t>
+      </w:r>
+    </w:p>
+    <w:p>
+      <w:pPr>
+        <w:spacing w:before="0" w:after="35" w:line="300" w:lineRule="auto"/>
+        <w:widowControl/>
+        <w:keepNext/>
+      </w:pPr>
+      <w:r>
+        <w:rPr>
+          <w:color w:val="000000"/>
+        </w:rPr>
+        <w:t>A. a five-year community project</w:t>
+      </w:r>
+    </w:p>
+    <w:p>
+      <w:pPr>
+        <w:spacing w:before="0" w:after="35" w:line="300" w:lineRule="auto"/>
+        <w:widowControl/>
+      </w:pPr>
+      <w:r>
+        <w:rPr>
+          <w:color w:val="000000"/>
+        </w:rPr>
+        <w:t>B. a community five-years project.</w:t>
+      </w:r>
+    </w:p>
+    <w:p>
+      <w:pPr>
+        <w:spacing w:before="20" w:after="90" w:line="300" w:lineRule="auto"/>
+        <w:widowControl/>
+        <w:keepNext/>
+      </w:pPr>
+      <w:r>
+        <w:rPr>
+          <w:color w:val="000000"/>
+        </w:rPr>
+        <w:t>10. Chọn phương án đúng.</w:t>
+      </w:r>
+    </w:p>
+    <w:p>
+      <w:pPr>
+        <w:spacing w:before="0" w:after="35" w:line="300" w:lineRule="auto"/>
+        <w:widowControl/>
+        <w:keepNext/>
+      </w:pPr>
+      <w:r>
+        <w:rPr>
+          <w:color w:val="000000"/>
+        </w:rPr>
+        <w:t>A. the first three pages</w:t>
+      </w:r>
+    </w:p>
+    <w:p>
+      <w:pPr>
+        <w:spacing w:before="0" w:after="35" w:line="300" w:lineRule="auto"/>
+        <w:widowControl/>
+      </w:pPr>
+      <w:r>
+        <w:rPr>
+          <w:color w:val="000000"/>
+        </w:rPr>
+        <w:t>B. the three first pages.</w:t>
+      </w:r>
+    </w:p>
+    <w:p>
+      <w:pPr>
+        <w:spacing w:before="240" w:after="60" w:line="300" w:lineRule="auto"/>
+        <w:widowControl/>
+        <w:keepNext/>
+      </w:pPr>
+      <w:r>
+        <w:rPr>
+          <w:color w:val="000000"/>
           <w:b/>
-        </w:rPr>
-        <w:t xml:space="preserve">PHẦN 6. ĐIỀN KHUYẾT (10 điểm)</w:t>
-      </w:r>
-    </w:p>
-    <w:p>
-      <w:r>
-        <w:t xml:space="preserve">A successful team needs (1) ___ communication and clear responsibilities. Each member (2) ___ understand their role, while the leader should listen (3) ___. A number of small disagreements (4) ___ normal, but they must be handled (5) ___. Neither criticism nor silence (6) ___ a complete solution. Instead, team members should offer (7) ___ suggestions and consider (8) ___ viewpoints. When every person (9) ___ respected, the group can work more (10) ___.</w:t>
-      </w:r>
-    </w:p>
-    <w:p>
-      <w:r>
-        <w:t xml:space="preserve">Options: 1 A effect B effective C effectively D effectiveness; 2 A need B needs to C needing D have; 3 A care B careful C carefully D caring; 4 A is B are C was D has; 5 A constructive B construction C constructively D construct; 6 A provide B provides C providing D have provided; 7 A practical B practically C practice D practicality; 8 A other B another C others D the other; 9 A feel B feels C feeling D have felt; 10 A productive B productivity C productively D production.</w:t>
-      </w:r>
-    </w:p>
-    <w:p>
-      <w:r>
-        <w:rPr>
+          <w:sz w:val="24"/>
+          <w:szCs w:val="24"/>
+        </w:rPr>
+        <w:t>PHẦN 5. QUANTIFIERS VÀ DETERMINERS (10 điểm)</w:t>
+      </w:r>
+    </w:p>
+    <w:p>
+      <w:pPr>
+        <w:spacing w:before="0" w:after="100" w:line="300" w:lineRule="auto"/>
+        <w:widowControl/>
+      </w:pPr>
+      <w:r>
+        <w:rPr>
+          <w:color w:val="000000"/>
+          <w:i/>
+        </w:rPr>
+        <w:t>Chọn quantifier hoặc determiner phù hợp.</w:t>
+      </w:r>
+    </w:p>
+    <w:p>
+      <w:pPr>
+        <w:spacing w:before="20" w:after="90" w:line="300" w:lineRule="auto"/>
+        <w:widowControl/>
+        <w:keepNext/>
+      </w:pPr>
+      <w:r>
+        <w:rPr>
+          <w:color w:val="000000"/>
+        </w:rPr>
+        <w:t>1. ___ of the information is current.</w:t>
+      </w:r>
+    </w:p>
+    <w:p>
+      <w:pPr>
+        <w:spacing w:before="0" w:after="35" w:line="300" w:lineRule="auto"/>
+        <w:widowControl/>
+        <w:keepNext/>
+      </w:pPr>
+      <w:r>
+        <w:rPr>
+          <w:color w:val="000000"/>
+        </w:rPr>
+        <w:t>A. Most</w:t>
+      </w:r>
+    </w:p>
+    <w:p>
+      <w:pPr>
+        <w:spacing w:before="0" w:after="35" w:line="300" w:lineRule="auto"/>
+        <w:widowControl/>
+        <w:keepNext/>
+      </w:pPr>
+      <w:r>
+        <w:rPr>
+          <w:color w:val="000000"/>
+        </w:rPr>
+        <w:t>B. Many</w:t>
+      </w:r>
+    </w:p>
+    <w:p>
+      <w:pPr>
+        <w:spacing w:before="0" w:after="35" w:line="300" w:lineRule="auto"/>
+        <w:widowControl/>
+        <w:keepNext/>
+      </w:pPr>
+      <w:r>
+        <w:rPr>
+          <w:color w:val="000000"/>
+        </w:rPr>
+        <w:t>C. Several</w:t>
+      </w:r>
+    </w:p>
+    <w:p>
+      <w:pPr>
+        <w:spacing w:before="0" w:after="35" w:line="300" w:lineRule="auto"/>
+        <w:widowControl/>
+      </w:pPr>
+      <w:r>
+        <w:rPr>
+          <w:color w:val="000000"/>
+        </w:rPr>
+        <w:t>D. Few.</w:t>
+      </w:r>
+    </w:p>
+    <w:p>
+      <w:pPr>
+        <w:spacing w:before="20" w:after="90" w:line="300" w:lineRule="auto"/>
+        <w:widowControl/>
+        <w:keepNext/>
+      </w:pPr>
+      <w:r>
+        <w:rPr>
+          <w:color w:val="000000"/>
+        </w:rPr>
+        <w:t>2. We need ___ chairs.</w:t>
+      </w:r>
+    </w:p>
+    <w:p>
+      <w:pPr>
+        <w:spacing w:before="0" w:after="35" w:line="300" w:lineRule="auto"/>
+        <w:widowControl/>
+        <w:keepNext/>
+      </w:pPr>
+      <w:r>
+        <w:rPr>
+          <w:color w:val="000000"/>
+        </w:rPr>
+        <w:t>A. a little</w:t>
+      </w:r>
+    </w:p>
+    <w:p>
+      <w:pPr>
+        <w:spacing w:before="0" w:after="35" w:line="300" w:lineRule="auto"/>
+        <w:widowControl/>
+        <w:keepNext/>
+      </w:pPr>
+      <w:r>
+        <w:rPr>
+          <w:color w:val="000000"/>
+        </w:rPr>
+        <w:t>B. a few</w:t>
+      </w:r>
+    </w:p>
+    <w:p>
+      <w:pPr>
+        <w:spacing w:before="0" w:after="35" w:line="300" w:lineRule="auto"/>
+        <w:widowControl/>
+        <w:keepNext/>
+      </w:pPr>
+      <w:r>
+        <w:rPr>
+          <w:color w:val="000000"/>
+        </w:rPr>
+        <w:t>C. much</w:t>
+      </w:r>
+    </w:p>
+    <w:p>
+      <w:pPr>
+        <w:spacing w:before="0" w:after="35" w:line="300" w:lineRule="auto"/>
+        <w:widowControl/>
+      </w:pPr>
+      <w:r>
+        <w:rPr>
+          <w:color w:val="000000"/>
+        </w:rPr>
+        <w:t>D. less.</w:t>
+      </w:r>
+    </w:p>
+    <w:p>
+      <w:pPr>
+        <w:spacing w:before="20" w:after="90" w:line="300" w:lineRule="auto"/>
+        <w:widowControl/>
+        <w:keepNext/>
+      </w:pPr>
+      <w:r>
+        <w:rPr>
+          <w:color w:val="000000"/>
+        </w:rPr>
+        <w:t>3. There isn't ___ water.</w:t>
+      </w:r>
+    </w:p>
+    <w:p>
+      <w:pPr>
+        <w:spacing w:before="0" w:after="35" w:line="300" w:lineRule="auto"/>
+        <w:widowControl/>
+        <w:keepNext/>
+      </w:pPr>
+      <w:r>
+        <w:rPr>
+          <w:color w:val="000000"/>
+        </w:rPr>
+        <w:t>A. many</w:t>
+      </w:r>
+    </w:p>
+    <w:p>
+      <w:pPr>
+        <w:spacing w:before="0" w:after="35" w:line="300" w:lineRule="auto"/>
+        <w:widowControl/>
+        <w:keepNext/>
+      </w:pPr>
+      <w:r>
+        <w:rPr>
+          <w:color w:val="000000"/>
+        </w:rPr>
+        <w:t>B. much</w:t>
+      </w:r>
+    </w:p>
+    <w:p>
+      <w:pPr>
+        <w:spacing w:before="0" w:after="35" w:line="300" w:lineRule="auto"/>
+        <w:widowControl/>
+        <w:keepNext/>
+      </w:pPr>
+      <w:r>
+        <w:rPr>
+          <w:color w:val="000000"/>
+        </w:rPr>
+        <w:t>C. several</w:t>
+      </w:r>
+    </w:p>
+    <w:p>
+      <w:pPr>
+        <w:spacing w:before="0" w:after="35" w:line="300" w:lineRule="auto"/>
+        <w:widowControl/>
+      </w:pPr>
+      <w:r>
+        <w:rPr>
+          <w:color w:val="000000"/>
+        </w:rPr>
+        <w:t>D. a few.</w:t>
+      </w:r>
+    </w:p>
+    <w:p>
+      <w:pPr>
+        <w:spacing w:before="20" w:after="90" w:line="300" w:lineRule="auto"/>
+        <w:widowControl/>
+        <w:keepNext/>
+      </w:pPr>
+      <w:r>
+        <w:rPr>
+          <w:color w:val="000000"/>
+        </w:rPr>
+        <w:t>4. ___ employee must sign.</w:t>
+      </w:r>
+    </w:p>
+    <w:p>
+      <w:pPr>
+        <w:spacing w:before="0" w:after="35" w:line="300" w:lineRule="auto"/>
+        <w:widowControl/>
+        <w:keepNext/>
+      </w:pPr>
+      <w:r>
+        <w:rPr>
+          <w:color w:val="000000"/>
+        </w:rPr>
+        <w:t>A. Every</w:t>
+      </w:r>
+    </w:p>
+    <w:p>
+      <w:pPr>
+        <w:spacing w:before="0" w:after="35" w:line="300" w:lineRule="auto"/>
+        <w:widowControl/>
+        <w:keepNext/>
+      </w:pPr>
+      <w:r>
+        <w:rPr>
+          <w:color w:val="000000"/>
+        </w:rPr>
+        <w:t>B. All</w:t>
+      </w:r>
+    </w:p>
+    <w:p>
+      <w:pPr>
+        <w:spacing w:before="0" w:after="35" w:line="300" w:lineRule="auto"/>
+        <w:widowControl/>
+        <w:keepNext/>
+      </w:pPr>
+      <w:r>
+        <w:rPr>
+          <w:color w:val="000000"/>
+        </w:rPr>
+        <w:t>C. Both</w:t>
+      </w:r>
+    </w:p>
+    <w:p>
+      <w:pPr>
+        <w:spacing w:before="0" w:after="35" w:line="300" w:lineRule="auto"/>
+        <w:widowControl/>
+      </w:pPr>
+      <w:r>
+        <w:rPr>
+          <w:color w:val="000000"/>
+        </w:rPr>
+        <w:t>D. Most of.</w:t>
+      </w:r>
+    </w:p>
+    <w:p>
+      <w:pPr>
+        <w:spacing w:before="20" w:after="90" w:line="300" w:lineRule="auto"/>
+        <w:widowControl/>
+        <w:keepNext/>
+      </w:pPr>
+      <w:r>
+        <w:rPr>
+          <w:color w:val="000000"/>
+        </w:rPr>
+        <w:t>5. ___ of these options works.</w:t>
+      </w:r>
+    </w:p>
+    <w:p>
+      <w:pPr>
+        <w:spacing w:before="0" w:after="35" w:line="300" w:lineRule="auto"/>
+        <w:widowControl/>
+        <w:keepNext/>
+      </w:pPr>
+      <w:r>
+        <w:rPr>
+          <w:color w:val="000000"/>
+        </w:rPr>
+        <w:t>A. Neither</w:t>
+      </w:r>
+    </w:p>
+    <w:p>
+      <w:pPr>
+        <w:spacing w:before="0" w:after="35" w:line="300" w:lineRule="auto"/>
+        <w:widowControl/>
+        <w:keepNext/>
+      </w:pPr>
+      <w:r>
+        <w:rPr>
+          <w:color w:val="000000"/>
+        </w:rPr>
+        <w:t>B. None</w:t>
+      </w:r>
+    </w:p>
+    <w:p>
+      <w:pPr>
+        <w:spacing w:before="0" w:after="35" w:line="300" w:lineRule="auto"/>
+        <w:widowControl/>
+        <w:keepNext/>
+      </w:pPr>
+      <w:r>
+        <w:rPr>
+          <w:color w:val="000000"/>
+        </w:rPr>
+        <w:t>C. Every</w:t>
+      </w:r>
+    </w:p>
+    <w:p>
+      <w:pPr>
+        <w:spacing w:before="0" w:after="35" w:line="300" w:lineRule="auto"/>
+        <w:widowControl/>
+      </w:pPr>
+      <w:r>
+        <w:rPr>
+          <w:color w:val="000000"/>
+        </w:rPr>
+        <w:t>D. Both.</w:t>
+      </w:r>
+    </w:p>
+    <w:p>
+      <w:pPr>
+        <w:spacing w:before="20" w:after="90" w:line="300" w:lineRule="auto"/>
+        <w:widowControl/>
+        <w:keepNext/>
+      </w:pPr>
+      <w:r>
+        <w:rPr>
+          <w:color w:val="000000"/>
+        </w:rPr>
+        <w:t>6. I have two keys; ___ can open it.</w:t>
+      </w:r>
+    </w:p>
+    <w:p>
+      <w:pPr>
+        <w:spacing w:before="0" w:after="35" w:line="300" w:lineRule="auto"/>
+        <w:widowControl/>
+        <w:keepNext/>
+      </w:pPr>
+      <w:r>
+        <w:rPr>
+          <w:color w:val="000000"/>
+        </w:rPr>
+        <w:t>A. either</w:t>
+      </w:r>
+    </w:p>
+    <w:p>
+      <w:pPr>
+        <w:spacing w:before="0" w:after="35" w:line="300" w:lineRule="auto"/>
+        <w:widowControl/>
+        <w:keepNext/>
+      </w:pPr>
+      <w:r>
+        <w:rPr>
+          <w:color w:val="000000"/>
+        </w:rPr>
+        <w:t>B. all</w:t>
+      </w:r>
+    </w:p>
+    <w:p>
+      <w:pPr>
+        <w:spacing w:before="0" w:after="35" w:line="300" w:lineRule="auto"/>
+        <w:widowControl/>
+        <w:keepNext/>
+      </w:pPr>
+      <w:r>
+        <w:rPr>
+          <w:color w:val="000000"/>
+        </w:rPr>
+        <w:t>C. every</w:t>
+      </w:r>
+    </w:p>
+    <w:p>
+      <w:pPr>
+        <w:spacing w:before="0" w:after="35" w:line="300" w:lineRule="auto"/>
+        <w:widowControl/>
+      </w:pPr>
+      <w:r>
+        <w:rPr>
+          <w:color w:val="000000"/>
+        </w:rPr>
+        <w:t>D. none.</w:t>
+      </w:r>
+    </w:p>
+    <w:p>
+      <w:pPr>
+        <w:spacing w:before="20" w:after="90" w:line="300" w:lineRule="auto"/>
+        <w:widowControl/>
+        <w:keepNext/>
+      </w:pPr>
+      <w:r>
+        <w:rPr>
+          <w:color w:val="000000"/>
+        </w:rPr>
+        <w:t>7. ___ students were absent.</w:t>
+      </w:r>
+    </w:p>
+    <w:p>
+      <w:pPr>
+        <w:spacing w:before="0" w:after="35" w:line="300" w:lineRule="auto"/>
+        <w:widowControl/>
+        <w:keepNext/>
+      </w:pPr>
+      <w:r>
+        <w:rPr>
+          <w:color w:val="000000"/>
+        </w:rPr>
+        <w:t>A. A great deal of</w:t>
+      </w:r>
+    </w:p>
+    <w:p>
+      <w:pPr>
+        <w:spacing w:before="0" w:after="35" w:line="300" w:lineRule="auto"/>
+        <w:widowControl/>
+        <w:keepNext/>
+      </w:pPr>
+      <w:r>
+        <w:rPr>
+          <w:color w:val="000000"/>
+        </w:rPr>
+        <w:t>B. A few</w:t>
+      </w:r>
+    </w:p>
+    <w:p>
+      <w:pPr>
+        <w:spacing w:before="0" w:after="35" w:line="300" w:lineRule="auto"/>
+        <w:widowControl/>
+        <w:keepNext/>
+      </w:pPr>
+      <w:r>
+        <w:rPr>
+          <w:color w:val="000000"/>
+        </w:rPr>
+        <w:t>C. A little</w:t>
+      </w:r>
+    </w:p>
+    <w:p>
+      <w:pPr>
+        <w:spacing w:before="0" w:after="35" w:line="300" w:lineRule="auto"/>
+        <w:widowControl/>
+      </w:pPr>
+      <w:r>
+        <w:rPr>
+          <w:color w:val="000000"/>
+        </w:rPr>
+        <w:t>D. Much.</w:t>
+      </w:r>
+    </w:p>
+    <w:p>
+      <w:pPr>
+        <w:spacing w:before="20" w:after="90" w:line="300" w:lineRule="auto"/>
+        <w:widowControl/>
+        <w:keepNext/>
+      </w:pPr>
+      <w:r>
+        <w:rPr>
+          <w:color w:val="000000"/>
+        </w:rPr>
+        <w:t>8. She needs ___ information.</w:t>
+      </w:r>
+    </w:p>
+    <w:p>
+      <w:pPr>
+        <w:spacing w:before="0" w:after="35" w:line="300" w:lineRule="auto"/>
+        <w:widowControl/>
+        <w:keepNext/>
+      </w:pPr>
+      <w:r>
+        <w:rPr>
+          <w:color w:val="000000"/>
+        </w:rPr>
+        <w:t>A. another</w:t>
+      </w:r>
+    </w:p>
+    <w:p>
+      <w:pPr>
+        <w:spacing w:before="0" w:after="35" w:line="300" w:lineRule="auto"/>
+        <w:widowControl/>
+        <w:keepNext/>
+      </w:pPr>
+      <w:r>
+        <w:rPr>
+          <w:color w:val="000000"/>
+        </w:rPr>
+        <w:t>B. other</w:t>
+      </w:r>
+    </w:p>
+    <w:p>
+      <w:pPr>
+        <w:spacing w:before="0" w:after="35" w:line="300" w:lineRule="auto"/>
+        <w:widowControl/>
+        <w:keepNext/>
+      </w:pPr>
+      <w:r>
+        <w:rPr>
+          <w:color w:val="000000"/>
+        </w:rPr>
+        <w:t>C. others</w:t>
+      </w:r>
+    </w:p>
+    <w:p>
+      <w:pPr>
+        <w:spacing w:before="0" w:after="35" w:line="300" w:lineRule="auto"/>
+        <w:widowControl/>
+      </w:pPr>
+      <w:r>
+        <w:rPr>
+          <w:color w:val="000000"/>
+        </w:rPr>
+        <w:t>D. the others.</w:t>
+      </w:r>
+    </w:p>
+    <w:p>
+      <w:pPr>
+        <w:spacing w:before="20" w:after="90" w:line="300" w:lineRule="auto"/>
+        <w:widowControl/>
+        <w:keepNext/>
+      </w:pPr>
+      <w:r>
+        <w:rPr>
+          <w:color w:val="000000"/>
+        </w:rPr>
+        <w:t>9. One task is easy; ___ is difficult.</w:t>
+      </w:r>
+    </w:p>
+    <w:p>
+      <w:pPr>
+        <w:spacing w:before="0" w:after="35" w:line="300" w:lineRule="auto"/>
+        <w:widowControl/>
+        <w:keepNext/>
+      </w:pPr>
+      <w:r>
+        <w:rPr>
+          <w:color w:val="000000"/>
+        </w:rPr>
+        <w:t>A. other</w:t>
+      </w:r>
+    </w:p>
+    <w:p>
+      <w:pPr>
+        <w:spacing w:before="0" w:after="35" w:line="300" w:lineRule="auto"/>
+        <w:widowControl/>
+        <w:keepNext/>
+      </w:pPr>
+      <w:r>
+        <w:rPr>
+          <w:color w:val="000000"/>
+        </w:rPr>
+        <w:t>B. the other</w:t>
+      </w:r>
+    </w:p>
+    <w:p>
+      <w:pPr>
+        <w:spacing w:before="0" w:after="35" w:line="300" w:lineRule="auto"/>
+        <w:widowControl/>
+        <w:keepNext/>
+      </w:pPr>
+      <w:r>
+        <w:rPr>
+          <w:color w:val="000000"/>
+        </w:rPr>
+        <w:t>C. others</w:t>
+      </w:r>
+    </w:p>
+    <w:p>
+      <w:pPr>
+        <w:spacing w:before="0" w:after="35" w:line="300" w:lineRule="auto"/>
+        <w:widowControl/>
+      </w:pPr>
+      <w:r>
+        <w:rPr>
+          <w:color w:val="000000"/>
+        </w:rPr>
+        <w:t>D. another of.</w:t>
+      </w:r>
+    </w:p>
+    <w:p>
+      <w:pPr>
+        <w:spacing w:before="20" w:after="90" w:line="300" w:lineRule="auto"/>
+        <w:widowControl/>
+        <w:keepNext/>
+      </w:pPr>
+      <w:r>
+        <w:rPr>
+          <w:color w:val="000000"/>
+        </w:rPr>
+        <w:t>10. ___ of my classmates use the app.</w:t>
+      </w:r>
+    </w:p>
+    <w:p>
+      <w:pPr>
+        <w:spacing w:before="0" w:after="35" w:line="300" w:lineRule="auto"/>
+        <w:widowControl/>
+        <w:keepNext/>
+      </w:pPr>
+      <w:r>
+        <w:rPr>
+          <w:color w:val="000000"/>
+        </w:rPr>
+        <w:t>A. Most</w:t>
+      </w:r>
+    </w:p>
+    <w:p>
+      <w:pPr>
+        <w:spacing w:before="0" w:after="35" w:line="300" w:lineRule="auto"/>
+        <w:widowControl/>
+        <w:keepNext/>
+      </w:pPr>
+      <w:r>
+        <w:rPr>
+          <w:color w:val="000000"/>
+        </w:rPr>
+        <w:t>B. Most of</w:t>
+      </w:r>
+    </w:p>
+    <w:p>
+      <w:pPr>
+        <w:spacing w:before="0" w:after="35" w:line="300" w:lineRule="auto"/>
+        <w:widowControl/>
+        <w:keepNext/>
+      </w:pPr>
+      <w:r>
+        <w:rPr>
+          <w:color w:val="000000"/>
+        </w:rPr>
+        <w:t>C. Much</w:t>
+      </w:r>
+    </w:p>
+    <w:p>
+      <w:pPr>
+        <w:spacing w:before="0" w:after="35" w:line="300" w:lineRule="auto"/>
+        <w:widowControl/>
+      </w:pPr>
+      <w:r>
+        <w:rPr>
+          <w:color w:val="000000"/>
+        </w:rPr>
+        <w:t>D. Every.</w:t>
+      </w:r>
+    </w:p>
+    <w:p>
+      <w:pPr>
+        <w:spacing w:before="240" w:after="60" w:line="300" w:lineRule="auto"/>
+        <w:widowControl/>
+        <w:keepNext/>
+      </w:pPr>
+      <w:r>
+        <w:rPr>
+          <w:color w:val="000000"/>
           <w:b/>
-        </w:rPr>
-        <w:t xml:space="preserve">PHẦN 7. BIẾN ĐỔI VÀ SỬA CÂU (10 điểm)</w:t>
-      </w:r>
-    </w:p>
-    <w:p>
-      <w:r>
-        <w:t xml:space="preserve">1. All of the equipment are ready. 2. She is a carefully worker. 3. Each students has a form. 4. We have fewer time today. 5. A number of people is waiting. 6. He bought an old lovely French clock. 7. Neither of them know the answer. 8. Most my friends agreed. 9. I need other day. 10. The report was completed efficient.</w:t>
-      </w:r>
-    </w:p>
-    <w:p>
-      <w:r>
-        <w:rPr>
+          <w:sz w:val="24"/>
+          <w:szCs w:val="24"/>
+        </w:rPr>
+        <w:t>PHẦN 6. ĐIỀN KHUYẾT (10 điểm)</w:t>
+      </w:r>
+    </w:p>
+    <w:p>
+      <w:pPr>
+        <w:spacing w:before="0" w:after="100" w:line="300" w:lineRule="auto"/>
+        <w:widowControl/>
+      </w:pPr>
+      <w:r>
+        <w:rPr>
+          <w:color w:val="000000"/>
+          <w:i/>
+        </w:rPr>
+        <w:t>Chọn từ phù hợp cho từng chỗ trống trong đoạn văn.</w:t>
+      </w:r>
+    </w:p>
+    <w:p>
+      <w:pPr>
+        <w:spacing w:before="20" w:after="110" w:line="320" w:lineRule="auto"/>
+        <w:widowControl/>
+      </w:pPr>
+      <w:r>
+        <w:rPr>
+          <w:color w:val="000000"/>
+        </w:rPr>
+        <w:t>A successful team needs (1) ___ communication and clear responsibilities. Each member (2) ___ understand their role, while the leader should listen (3) ___. A number of small disagreements (4) ___ normal, but they must be handled (5) ___. Neither criticism nor silence (6) ___ a complete solution. Instead, team members should offer (7) ___ suggestions and consider (8) ___ viewpoints. When every person (9) ___ respected, the group can work more (10) ___.</w:t>
+      </w:r>
+    </w:p>
+    <w:p>
+      <w:pPr>
+        <w:spacing w:before="20" w:after="90" w:line="300" w:lineRule="auto"/>
+        <w:widowControl/>
+        <w:keepNext/>
+      </w:pPr>
+      <w:r>
+        <w:rPr>
+          <w:color w:val="000000"/>
+        </w:rPr>
+        <w:t>1. Chọn đáp án cho chỗ trống (1).</w:t>
+      </w:r>
+    </w:p>
+    <w:p>
+      <w:pPr>
+        <w:spacing w:before="0" w:after="35" w:line="300" w:lineRule="auto"/>
+        <w:widowControl/>
+        <w:keepNext/>
+      </w:pPr>
+      <w:r>
+        <w:rPr>
+          <w:color w:val="000000"/>
+        </w:rPr>
+        <w:t>A. effect</w:t>
+      </w:r>
+    </w:p>
+    <w:p>
+      <w:pPr>
+        <w:spacing w:before="0" w:after="35" w:line="300" w:lineRule="auto"/>
+        <w:widowControl/>
+        <w:keepNext/>
+      </w:pPr>
+      <w:r>
+        <w:rPr>
+          <w:color w:val="000000"/>
+        </w:rPr>
+        <w:t>B. effective</w:t>
+      </w:r>
+    </w:p>
+    <w:p>
+      <w:pPr>
+        <w:spacing w:before="0" w:after="35" w:line="300" w:lineRule="auto"/>
+        <w:widowControl/>
+        <w:keepNext/>
+      </w:pPr>
+      <w:r>
+        <w:rPr>
+          <w:color w:val="000000"/>
+        </w:rPr>
+        <w:t>C. effectively</w:t>
+      </w:r>
+    </w:p>
+    <w:p>
+      <w:pPr>
+        <w:spacing w:before="0" w:after="35" w:line="300" w:lineRule="auto"/>
+        <w:widowControl/>
+      </w:pPr>
+      <w:r>
+        <w:rPr>
+          <w:color w:val="000000"/>
+        </w:rPr>
+        <w:t>D. effectiveness;</w:t>
+      </w:r>
+    </w:p>
+    <w:p>
+      <w:pPr>
+        <w:spacing w:before="20" w:after="90" w:line="300" w:lineRule="auto"/>
+        <w:widowControl/>
+        <w:keepNext/>
+      </w:pPr>
+      <w:r>
+        <w:rPr>
+          <w:color w:val="000000"/>
+        </w:rPr>
+        <w:t>2. Chọn đáp án cho chỗ trống (2).</w:t>
+      </w:r>
+    </w:p>
+    <w:p>
+      <w:pPr>
+        <w:spacing w:before="0" w:after="35" w:line="300" w:lineRule="auto"/>
+        <w:widowControl/>
+        <w:keepNext/>
+      </w:pPr>
+      <w:r>
+        <w:rPr>
+          <w:color w:val="000000"/>
+        </w:rPr>
+        <w:t>A. need</w:t>
+      </w:r>
+    </w:p>
+    <w:p>
+      <w:pPr>
+        <w:spacing w:before="0" w:after="35" w:line="300" w:lineRule="auto"/>
+        <w:widowControl/>
+        <w:keepNext/>
+      </w:pPr>
+      <w:r>
+        <w:rPr>
+          <w:color w:val="000000"/>
+        </w:rPr>
+        <w:t>B. needs to</w:t>
+      </w:r>
+    </w:p>
+    <w:p>
+      <w:pPr>
+        <w:spacing w:before="0" w:after="35" w:line="300" w:lineRule="auto"/>
+        <w:widowControl/>
+        <w:keepNext/>
+      </w:pPr>
+      <w:r>
+        <w:rPr>
+          <w:color w:val="000000"/>
+        </w:rPr>
+        <w:t>C. needing</w:t>
+      </w:r>
+    </w:p>
+    <w:p>
+      <w:pPr>
+        <w:spacing w:before="0" w:after="35" w:line="300" w:lineRule="auto"/>
+        <w:widowControl/>
+      </w:pPr>
+      <w:r>
+        <w:rPr>
+          <w:color w:val="000000"/>
+        </w:rPr>
+        <w:t>D. have;</w:t>
+      </w:r>
+    </w:p>
+    <w:p>
+      <w:pPr>
+        <w:spacing w:before="20" w:after="90" w:line="300" w:lineRule="auto"/>
+        <w:widowControl/>
+        <w:keepNext/>
+      </w:pPr>
+      <w:r>
+        <w:rPr>
+          <w:color w:val="000000"/>
+        </w:rPr>
+        <w:t>3. Chọn đáp án cho chỗ trống (3).</w:t>
+      </w:r>
+    </w:p>
+    <w:p>
+      <w:pPr>
+        <w:spacing w:before="0" w:after="35" w:line="300" w:lineRule="auto"/>
+        <w:widowControl/>
+        <w:keepNext/>
+      </w:pPr>
+      <w:r>
+        <w:rPr>
+          <w:color w:val="000000"/>
+        </w:rPr>
+        <w:t>A. care</w:t>
+      </w:r>
+    </w:p>
+    <w:p>
+      <w:pPr>
+        <w:spacing w:before="0" w:after="35" w:line="300" w:lineRule="auto"/>
+        <w:widowControl/>
+        <w:keepNext/>
+      </w:pPr>
+      <w:r>
+        <w:rPr>
+          <w:color w:val="000000"/>
+        </w:rPr>
+        <w:t>B. careful</w:t>
+      </w:r>
+    </w:p>
+    <w:p>
+      <w:pPr>
+        <w:spacing w:before="0" w:after="35" w:line="300" w:lineRule="auto"/>
+        <w:widowControl/>
+        <w:keepNext/>
+      </w:pPr>
+      <w:r>
+        <w:rPr>
+          <w:color w:val="000000"/>
+        </w:rPr>
+        <w:t>C. carefully</w:t>
+      </w:r>
+    </w:p>
+    <w:p>
+      <w:pPr>
+        <w:spacing w:before="0" w:after="35" w:line="300" w:lineRule="auto"/>
+        <w:widowControl/>
+      </w:pPr>
+      <w:r>
+        <w:rPr>
+          <w:color w:val="000000"/>
+        </w:rPr>
+        <w:t>D. caring;</w:t>
+      </w:r>
+    </w:p>
+    <w:p>
+      <w:pPr>
+        <w:spacing w:before="20" w:after="90" w:line="300" w:lineRule="auto"/>
+        <w:widowControl/>
+        <w:keepNext/>
+      </w:pPr>
+      <w:r>
+        <w:rPr>
+          <w:color w:val="000000"/>
+        </w:rPr>
+        <w:t>4. Chọn đáp án cho chỗ trống (4).</w:t>
+      </w:r>
+    </w:p>
+    <w:p>
+      <w:pPr>
+        <w:spacing w:before="0" w:after="35" w:line="300" w:lineRule="auto"/>
+        <w:widowControl/>
+        <w:keepNext/>
+      </w:pPr>
+      <w:r>
+        <w:rPr>
+          <w:color w:val="000000"/>
+        </w:rPr>
+        <w:t>A. is</w:t>
+      </w:r>
+    </w:p>
+    <w:p>
+      <w:pPr>
+        <w:spacing w:before="0" w:after="35" w:line="300" w:lineRule="auto"/>
+        <w:widowControl/>
+        <w:keepNext/>
+      </w:pPr>
+      <w:r>
+        <w:rPr>
+          <w:color w:val="000000"/>
+        </w:rPr>
+        <w:t>B. are</w:t>
+      </w:r>
+    </w:p>
+    <w:p>
+      <w:pPr>
+        <w:spacing w:before="0" w:after="35" w:line="300" w:lineRule="auto"/>
+        <w:widowControl/>
+        <w:keepNext/>
+      </w:pPr>
+      <w:r>
+        <w:rPr>
+          <w:color w:val="000000"/>
+        </w:rPr>
+        <w:t>C. was</w:t>
+      </w:r>
+    </w:p>
+    <w:p>
+      <w:pPr>
+        <w:spacing w:before="0" w:after="35" w:line="300" w:lineRule="auto"/>
+        <w:widowControl/>
+      </w:pPr>
+      <w:r>
+        <w:rPr>
+          <w:color w:val="000000"/>
+        </w:rPr>
+        <w:t>D. has;</w:t>
+      </w:r>
+    </w:p>
+    <w:p>
+      <w:pPr>
+        <w:spacing w:before="20" w:after="90" w:line="300" w:lineRule="auto"/>
+        <w:widowControl/>
+        <w:keepNext/>
+      </w:pPr>
+      <w:r>
+        <w:rPr>
+          <w:color w:val="000000"/>
+        </w:rPr>
+        <w:t>5. Chọn đáp án cho chỗ trống (5).</w:t>
+      </w:r>
+    </w:p>
+    <w:p>
+      <w:pPr>
+        <w:spacing w:before="0" w:after="35" w:line="300" w:lineRule="auto"/>
+        <w:widowControl/>
+        <w:keepNext/>
+      </w:pPr>
+      <w:r>
+        <w:rPr>
+          <w:color w:val="000000"/>
+        </w:rPr>
+        <w:t>A. constructive</w:t>
+      </w:r>
+    </w:p>
+    <w:p>
+      <w:pPr>
+        <w:spacing w:before="0" w:after="35" w:line="300" w:lineRule="auto"/>
+        <w:widowControl/>
+        <w:keepNext/>
+      </w:pPr>
+      <w:r>
+        <w:rPr>
+          <w:color w:val="000000"/>
+        </w:rPr>
+        <w:t>B. construction</w:t>
+      </w:r>
+    </w:p>
+    <w:p>
+      <w:pPr>
+        <w:spacing w:before="0" w:after="35" w:line="300" w:lineRule="auto"/>
+        <w:widowControl/>
+        <w:keepNext/>
+      </w:pPr>
+      <w:r>
+        <w:rPr>
+          <w:color w:val="000000"/>
+        </w:rPr>
+        <w:t>C. constructively</w:t>
+      </w:r>
+    </w:p>
+    <w:p>
+      <w:pPr>
+        <w:spacing w:before="0" w:after="35" w:line="300" w:lineRule="auto"/>
+        <w:widowControl/>
+      </w:pPr>
+      <w:r>
+        <w:rPr>
+          <w:color w:val="000000"/>
+        </w:rPr>
+        <w:t>D. construct;</w:t>
+      </w:r>
+    </w:p>
+    <w:p>
+      <w:pPr>
+        <w:spacing w:before="20" w:after="90" w:line="300" w:lineRule="auto"/>
+        <w:widowControl/>
+        <w:keepNext/>
+      </w:pPr>
+      <w:r>
+        <w:rPr>
+          <w:color w:val="000000"/>
+        </w:rPr>
+        <w:t>6. Chọn đáp án cho chỗ trống (6).</w:t>
+      </w:r>
+    </w:p>
+    <w:p>
+      <w:pPr>
+        <w:spacing w:before="0" w:after="35" w:line="300" w:lineRule="auto"/>
+        <w:widowControl/>
+        <w:keepNext/>
+      </w:pPr>
+      <w:r>
+        <w:rPr>
+          <w:color w:val="000000"/>
+        </w:rPr>
+        <w:t>A. provide</w:t>
+      </w:r>
+    </w:p>
+    <w:p>
+      <w:pPr>
+        <w:spacing w:before="0" w:after="35" w:line="300" w:lineRule="auto"/>
+        <w:widowControl/>
+        <w:keepNext/>
+      </w:pPr>
+      <w:r>
+        <w:rPr>
+          <w:color w:val="000000"/>
+        </w:rPr>
+        <w:t>B. provides</w:t>
+      </w:r>
+    </w:p>
+    <w:p>
+      <w:pPr>
+        <w:spacing w:before="0" w:after="35" w:line="300" w:lineRule="auto"/>
+        <w:widowControl/>
+        <w:keepNext/>
+      </w:pPr>
+      <w:r>
+        <w:rPr>
+          <w:color w:val="000000"/>
+        </w:rPr>
+        <w:t>C. providing</w:t>
+      </w:r>
+    </w:p>
+    <w:p>
+      <w:pPr>
+        <w:spacing w:before="0" w:after="35" w:line="300" w:lineRule="auto"/>
+        <w:widowControl/>
+      </w:pPr>
+      <w:r>
+        <w:rPr>
+          <w:color w:val="000000"/>
+        </w:rPr>
+        <w:t>D. have provided;</w:t>
+      </w:r>
+    </w:p>
+    <w:p>
+      <w:pPr>
+        <w:spacing w:before="20" w:after="90" w:line="300" w:lineRule="auto"/>
+        <w:widowControl/>
+        <w:keepNext/>
+      </w:pPr>
+      <w:r>
+        <w:rPr>
+          <w:color w:val="000000"/>
+        </w:rPr>
+        <w:t>7. Chọn đáp án cho chỗ trống (7).</w:t>
+      </w:r>
+    </w:p>
+    <w:p>
+      <w:pPr>
+        <w:spacing w:before="0" w:after="35" w:line="300" w:lineRule="auto"/>
+        <w:widowControl/>
+        <w:keepNext/>
+      </w:pPr>
+      <w:r>
+        <w:rPr>
+          <w:color w:val="000000"/>
+        </w:rPr>
+        <w:t>A. practical</w:t>
+      </w:r>
+    </w:p>
+    <w:p>
+      <w:pPr>
+        <w:spacing w:before="0" w:after="35" w:line="300" w:lineRule="auto"/>
+        <w:widowControl/>
+        <w:keepNext/>
+      </w:pPr>
+      <w:r>
+        <w:rPr>
+          <w:color w:val="000000"/>
+        </w:rPr>
+        <w:t>B. practically</w:t>
+      </w:r>
+    </w:p>
+    <w:p>
+      <w:pPr>
+        <w:spacing w:before="0" w:after="35" w:line="300" w:lineRule="auto"/>
+        <w:widowControl/>
+        <w:keepNext/>
+      </w:pPr>
+      <w:r>
+        <w:rPr>
+          <w:color w:val="000000"/>
+        </w:rPr>
+        <w:t>C. practice</w:t>
+      </w:r>
+    </w:p>
+    <w:p>
+      <w:pPr>
+        <w:spacing w:before="0" w:after="35" w:line="300" w:lineRule="auto"/>
+        <w:widowControl/>
+      </w:pPr>
+      <w:r>
+        <w:rPr>
+          <w:color w:val="000000"/>
+        </w:rPr>
+        <w:t>D. practicality;</w:t>
+      </w:r>
+    </w:p>
+    <w:p>
+      <w:pPr>
+        <w:spacing w:before="20" w:after="90" w:line="300" w:lineRule="auto"/>
+        <w:widowControl/>
+        <w:keepNext/>
+      </w:pPr>
+      <w:r>
+        <w:rPr>
+          <w:color w:val="000000"/>
+        </w:rPr>
+        <w:t>8. Chọn đáp án cho chỗ trống (8).</w:t>
+      </w:r>
+    </w:p>
+    <w:p>
+      <w:pPr>
+        <w:spacing w:before="0" w:after="35" w:line="300" w:lineRule="auto"/>
+        <w:widowControl/>
+        <w:keepNext/>
+      </w:pPr>
+      <w:r>
+        <w:rPr>
+          <w:color w:val="000000"/>
+        </w:rPr>
+        <w:t>A. other</w:t>
+      </w:r>
+    </w:p>
+    <w:p>
+      <w:pPr>
+        <w:spacing w:before="0" w:after="35" w:line="300" w:lineRule="auto"/>
+        <w:widowControl/>
+        <w:keepNext/>
+      </w:pPr>
+      <w:r>
+        <w:rPr>
+          <w:color w:val="000000"/>
+        </w:rPr>
+        <w:t>B. another</w:t>
+      </w:r>
+    </w:p>
+    <w:p>
+      <w:pPr>
+        <w:spacing w:before="0" w:after="35" w:line="300" w:lineRule="auto"/>
+        <w:widowControl/>
+        <w:keepNext/>
+      </w:pPr>
+      <w:r>
+        <w:rPr>
+          <w:color w:val="000000"/>
+        </w:rPr>
+        <w:t>C. others</w:t>
+      </w:r>
+    </w:p>
+    <w:p>
+      <w:pPr>
+        <w:spacing w:before="0" w:after="35" w:line="300" w:lineRule="auto"/>
+        <w:widowControl/>
+      </w:pPr>
+      <w:r>
+        <w:rPr>
+          <w:color w:val="000000"/>
+        </w:rPr>
+        <w:t>D. the other;</w:t>
+      </w:r>
+    </w:p>
+    <w:p>
+      <w:pPr>
+        <w:spacing w:before="20" w:after="90" w:line="300" w:lineRule="auto"/>
+        <w:widowControl/>
+        <w:keepNext/>
+      </w:pPr>
+      <w:r>
+        <w:rPr>
+          <w:color w:val="000000"/>
+        </w:rPr>
+        <w:t>9. Chọn đáp án cho chỗ trống (9).</w:t>
+      </w:r>
+    </w:p>
+    <w:p>
+      <w:pPr>
+        <w:spacing w:before="0" w:after="35" w:line="300" w:lineRule="auto"/>
+        <w:widowControl/>
+        <w:keepNext/>
+      </w:pPr>
+      <w:r>
+        <w:rPr>
+          <w:color w:val="000000"/>
+        </w:rPr>
+        <w:t>A. feel</w:t>
+      </w:r>
+    </w:p>
+    <w:p>
+      <w:pPr>
+        <w:spacing w:before="0" w:after="35" w:line="300" w:lineRule="auto"/>
+        <w:widowControl/>
+        <w:keepNext/>
+      </w:pPr>
+      <w:r>
+        <w:rPr>
+          <w:color w:val="000000"/>
+        </w:rPr>
+        <w:t>B. feels</w:t>
+      </w:r>
+    </w:p>
+    <w:p>
+      <w:pPr>
+        <w:spacing w:before="0" w:after="35" w:line="300" w:lineRule="auto"/>
+        <w:widowControl/>
+        <w:keepNext/>
+      </w:pPr>
+      <w:r>
+        <w:rPr>
+          <w:color w:val="000000"/>
+        </w:rPr>
+        <w:t>C. feeling</w:t>
+      </w:r>
+    </w:p>
+    <w:p>
+      <w:pPr>
+        <w:spacing w:before="0" w:after="35" w:line="300" w:lineRule="auto"/>
+        <w:widowControl/>
+      </w:pPr>
+      <w:r>
+        <w:rPr>
+          <w:color w:val="000000"/>
+        </w:rPr>
+        <w:t>D. have felt;</w:t>
+      </w:r>
+    </w:p>
+    <w:p>
+      <w:pPr>
+        <w:spacing w:before="20" w:after="90" w:line="300" w:lineRule="auto"/>
+        <w:widowControl/>
+        <w:keepNext/>
+      </w:pPr>
+      <w:r>
+        <w:rPr>
+          <w:color w:val="000000"/>
+        </w:rPr>
+        <w:t>10. Chọn đáp án cho chỗ trống (10).</w:t>
+      </w:r>
+    </w:p>
+    <w:p>
+      <w:pPr>
+        <w:spacing w:before="0" w:after="35" w:line="300" w:lineRule="auto"/>
+        <w:widowControl/>
+        <w:keepNext/>
+      </w:pPr>
+      <w:r>
+        <w:rPr>
+          <w:color w:val="000000"/>
+        </w:rPr>
+        <w:t>A. productive</w:t>
+      </w:r>
+    </w:p>
+    <w:p>
+      <w:pPr>
+        <w:spacing w:before="0" w:after="35" w:line="300" w:lineRule="auto"/>
+        <w:widowControl/>
+        <w:keepNext/>
+      </w:pPr>
+      <w:r>
+        <w:rPr>
+          <w:color w:val="000000"/>
+        </w:rPr>
+        <w:t>B. productivity</w:t>
+      </w:r>
+    </w:p>
+    <w:p>
+      <w:pPr>
+        <w:spacing w:before="0" w:after="35" w:line="300" w:lineRule="auto"/>
+        <w:widowControl/>
+        <w:keepNext/>
+      </w:pPr>
+      <w:r>
+        <w:rPr>
+          <w:color w:val="000000"/>
+        </w:rPr>
+        <w:t>C. productively</w:t>
+      </w:r>
+    </w:p>
+    <w:p>
+      <w:pPr>
+        <w:spacing w:before="0" w:after="35" w:line="300" w:lineRule="auto"/>
+        <w:widowControl/>
+      </w:pPr>
+      <w:r>
+        <w:rPr>
+          <w:color w:val="000000"/>
+        </w:rPr>
+        <w:t>D. production.</w:t>
+      </w:r>
+    </w:p>
+    <w:p>
+      <w:pPr>
+        <w:spacing w:before="240" w:after="60" w:line="300" w:lineRule="auto"/>
+        <w:widowControl/>
+        <w:keepNext/>
+      </w:pPr>
+      <w:r>
+        <w:rPr>
+          <w:color w:val="000000"/>
           <w:b/>
-        </w:rPr>
-        <w:t xml:space="preserve">PHẦN 8. CHỌN CÂU ĐỒNG NGHĨA ĐÚNG (10 điểm)</w:t>
-      </w:r>
-    </w:p>
-    <w:p>
-      <w:r>
-        <w:t xml:space="preserve">1. Every participant received a guide. A All participants received guides. B Some did. 2. Neither route is safe. A Both are unsafe. B One is safe. 3. Most of the work is complete. A A large part is complete. B Every task is complete. 4. The number of users is rising. A User numbers are increasing. B Several users rise. 5. A number of users have complained. A Several users complained. B The total number complained. 6. We have little time. A Time is limited. B We have enough time. 7. Either answer is acceptable. A Both choices may be selected individually. B No answer works. 8. Another meeting is needed. A One more meeting is required. B Other meetings ended. 9. The first two tasks are easy. A Tasks 1 and 2 are easy. B Two first groups. 10. She explained the process clearly. A Her explanation was clear. B The process explained her.</w:t>
-      </w:r>
-    </w:p>
-    <w:p>
-      <w:r>
-        <w:rPr>
+          <w:sz w:val="24"/>
+          <w:szCs w:val="24"/>
+        </w:rPr>
+        <w:t>PHẦN 7. BIẾN ĐỔI VÀ SỬA CÂU (10 điểm)</w:t>
+      </w:r>
+    </w:p>
+    <w:p>
+      <w:pPr>
+        <w:spacing w:before="0" w:after="100" w:line="300" w:lineRule="auto"/>
+        <w:widowControl/>
+      </w:pPr>
+      <w:r>
+        <w:rPr>
+          <w:color w:val="000000"/>
+          <w:i/>
+        </w:rPr>
+        <w:t>Sửa lỗi sai trong mỗi câu.</w:t>
+      </w:r>
+    </w:p>
+    <w:p>
+      <w:pPr>
+        <w:spacing w:before="20" w:after="90" w:line="300" w:lineRule="auto"/>
+        <w:widowControl/>
+      </w:pPr>
+      <w:r>
+        <w:rPr>
+          <w:color w:val="000000"/>
+        </w:rPr>
+        <w:t>1. All of the equipment are ready.</w:t>
+      </w:r>
+    </w:p>
+    <w:p>
+      <w:pPr>
+        <w:spacing w:before="20" w:after="90" w:line="300" w:lineRule="auto"/>
+        <w:widowControl/>
+      </w:pPr>
+      <w:r>
+        <w:rPr>
+          <w:color w:val="000000"/>
+        </w:rPr>
+        <w:t>2. She is a carefully worker.</w:t>
+      </w:r>
+    </w:p>
+    <w:p>
+      <w:pPr>
+        <w:spacing w:before="20" w:after="90" w:line="300" w:lineRule="auto"/>
+        <w:widowControl/>
+      </w:pPr>
+      <w:r>
+        <w:rPr>
+          <w:color w:val="000000"/>
+        </w:rPr>
+        <w:t>3. Each students has a form.</w:t>
+      </w:r>
+    </w:p>
+    <w:p>
+      <w:pPr>
+        <w:spacing w:before="20" w:after="90" w:line="300" w:lineRule="auto"/>
+        <w:widowControl/>
+      </w:pPr>
+      <w:r>
+        <w:rPr>
+          <w:color w:val="000000"/>
+        </w:rPr>
+        <w:t>4. We have fewer time today.</w:t>
+      </w:r>
+    </w:p>
+    <w:p>
+      <w:pPr>
+        <w:spacing w:before="20" w:after="90" w:line="300" w:lineRule="auto"/>
+        <w:widowControl/>
+      </w:pPr>
+      <w:r>
+        <w:rPr>
+          <w:color w:val="000000"/>
+        </w:rPr>
+        <w:t>5. A number of people is waiting.</w:t>
+      </w:r>
+    </w:p>
+    <w:p>
+      <w:pPr>
+        <w:spacing w:before="20" w:after="90" w:line="300" w:lineRule="auto"/>
+        <w:widowControl/>
+      </w:pPr>
+      <w:r>
+        <w:rPr>
+          <w:color w:val="000000"/>
+        </w:rPr>
+        <w:t>6. He bought an old lovely French clock.</w:t>
+      </w:r>
+    </w:p>
+    <w:p>
+      <w:pPr>
+        <w:spacing w:before="20" w:after="90" w:line="300" w:lineRule="auto"/>
+        <w:widowControl/>
+      </w:pPr>
+      <w:r>
+        <w:rPr>
+          <w:color w:val="000000"/>
+        </w:rPr>
+        <w:t>7. Neither of them know the answer.</w:t>
+      </w:r>
+    </w:p>
+    <w:p>
+      <w:pPr>
+        <w:spacing w:before="20" w:after="90" w:line="300" w:lineRule="auto"/>
+        <w:widowControl/>
+      </w:pPr>
+      <w:r>
+        <w:rPr>
+          <w:color w:val="000000"/>
+        </w:rPr>
+        <w:t>8. Most my friends agreed.</w:t>
+      </w:r>
+    </w:p>
+    <w:p>
+      <w:pPr>
+        <w:spacing w:before="20" w:after="90" w:line="300" w:lineRule="auto"/>
+        <w:widowControl/>
+      </w:pPr>
+      <w:r>
+        <w:rPr>
+          <w:color w:val="000000"/>
+        </w:rPr>
+        <w:t>9. I need other day.</w:t>
+      </w:r>
+    </w:p>
+    <w:p>
+      <w:pPr>
+        <w:spacing w:before="20" w:after="90" w:line="300" w:lineRule="auto"/>
+        <w:widowControl/>
+      </w:pPr>
+      <w:r>
+        <w:rPr>
+          <w:color w:val="000000"/>
+        </w:rPr>
+        <w:t>10. The report was completed efficient.</w:t>
+      </w:r>
+    </w:p>
+    <w:p>
+      <w:pPr>
+        <w:spacing w:before="240" w:after="60" w:line="300" w:lineRule="auto"/>
+        <w:widowControl/>
+        <w:keepNext/>
+      </w:pPr>
+      <w:r>
+        <w:rPr>
+          <w:color w:val="000000"/>
           <w:b/>
-        </w:rPr>
-        <w:t xml:space="preserve">PHẦN 9. ĐỌC HIỂU (10 điểm)</w:t>
-      </w:r>
-    </w:p>
-    <w:p>
-      <w:r>
-        <w:t xml:space="preserve">An environmental club installed three compact recycling stations around the school. Each station accepts paper, cans and plastic bottles. Clear, colourful signs show where different items belong. Neither food waste nor glass is accepted because the school lacks suitable storage. A number of student volunteers check the stations daily, and the collected materials are removed every Friday. After two months, the amount of mixed rubbish had fallen significantly. The club now plans another station near the sports hall.</w:t>
-      </w:r>
-    </w:p>
-    <w:p>
-      <w:r>
-        <w:t xml:space="preserve">1. How many stations? 2. What does each accept? 3. Why are food waste and glass excluded? 4. How often are materials removed? 5. What happened after two months?</w:t>
-      </w:r>
-    </w:p>
-    <w:p>
-      <w:r>
-        <w:rPr>
+          <w:sz w:val="24"/>
+          <w:szCs w:val="24"/>
+        </w:rPr>
+        <w:t>PHẦN 8. CHỌN CÂU ĐỒNG NGHĨA ĐÚNG (10 điểm)</w:t>
+      </w:r>
+    </w:p>
+    <w:p>
+      <w:pPr>
+        <w:spacing w:before="0" w:after="100" w:line="300" w:lineRule="auto"/>
+        <w:widowControl/>
+      </w:pPr>
+      <w:r>
+        <w:rPr>
+          <w:color w:val="000000"/>
+          <w:i/>
+        </w:rPr>
+        <w:t>Chọn câu đồng nghĩa đúng với câu đã cho.</w:t>
+      </w:r>
+    </w:p>
+    <w:p>
+      <w:pPr>
+        <w:spacing w:before="20" w:after="90" w:line="300" w:lineRule="auto"/>
+        <w:widowControl/>
+        <w:keepNext/>
+      </w:pPr>
+      <w:r>
+        <w:rPr>
+          <w:color w:val="000000"/>
+        </w:rPr>
+        <w:t>1. Every participant received a guide.</w:t>
+      </w:r>
+    </w:p>
+    <w:p>
+      <w:pPr>
+        <w:spacing w:before="0" w:after="35" w:line="300" w:lineRule="auto"/>
+        <w:widowControl/>
+        <w:keepNext/>
+      </w:pPr>
+      <w:r>
+        <w:rPr>
+          <w:color w:val="000000"/>
+        </w:rPr>
+        <w:t>A. All participants received guides.</w:t>
+      </w:r>
+    </w:p>
+    <w:p>
+      <w:pPr>
+        <w:spacing w:before="0" w:after="35" w:line="300" w:lineRule="auto"/>
+        <w:widowControl/>
+      </w:pPr>
+      <w:r>
+        <w:rPr>
+          <w:color w:val="000000"/>
+        </w:rPr>
+        <w:t>B. Some did.</w:t>
+      </w:r>
+    </w:p>
+    <w:p>
+      <w:pPr>
+        <w:spacing w:before="20" w:after="90" w:line="300" w:lineRule="auto"/>
+        <w:widowControl/>
+        <w:keepNext/>
+      </w:pPr>
+      <w:r>
+        <w:rPr>
+          <w:color w:val="000000"/>
+        </w:rPr>
+        <w:t>2. Neither route is safe.</w:t>
+      </w:r>
+    </w:p>
+    <w:p>
+      <w:pPr>
+        <w:spacing w:before="0" w:after="35" w:line="300" w:lineRule="auto"/>
+        <w:widowControl/>
+        <w:keepNext/>
+      </w:pPr>
+      <w:r>
+        <w:rPr>
+          <w:color w:val="000000"/>
+        </w:rPr>
+        <w:t>A. Both are unsafe.</w:t>
+      </w:r>
+    </w:p>
+    <w:p>
+      <w:pPr>
+        <w:spacing w:before="0" w:after="35" w:line="300" w:lineRule="auto"/>
+        <w:widowControl/>
+      </w:pPr>
+      <w:r>
+        <w:rPr>
+          <w:color w:val="000000"/>
+        </w:rPr>
+        <w:t>B. One is safe.</w:t>
+      </w:r>
+    </w:p>
+    <w:p>
+      <w:pPr>
+        <w:spacing w:before="20" w:after="90" w:line="300" w:lineRule="auto"/>
+        <w:widowControl/>
+        <w:keepNext/>
+      </w:pPr>
+      <w:r>
+        <w:rPr>
+          <w:color w:val="000000"/>
+        </w:rPr>
+        <w:t>3. Most of the work is complete.</w:t>
+      </w:r>
+    </w:p>
+    <w:p>
+      <w:pPr>
+        <w:spacing w:before="0" w:after="35" w:line="300" w:lineRule="auto"/>
+        <w:widowControl/>
+        <w:keepNext/>
+      </w:pPr>
+      <w:r>
+        <w:rPr>
+          <w:color w:val="000000"/>
+        </w:rPr>
+        <w:t>A. A large part is complete.</w:t>
+      </w:r>
+    </w:p>
+    <w:p>
+      <w:pPr>
+        <w:spacing w:before="0" w:after="35" w:line="300" w:lineRule="auto"/>
+        <w:widowControl/>
+      </w:pPr>
+      <w:r>
+        <w:rPr>
+          <w:color w:val="000000"/>
+        </w:rPr>
+        <w:t>B. Every task is complete.</w:t>
+      </w:r>
+    </w:p>
+    <w:p>
+      <w:pPr>
+        <w:spacing w:before="20" w:after="90" w:line="300" w:lineRule="auto"/>
+        <w:widowControl/>
+        <w:keepNext/>
+      </w:pPr>
+      <w:r>
+        <w:rPr>
+          <w:color w:val="000000"/>
+        </w:rPr>
+        <w:t>4. The number of users is rising.</w:t>
+      </w:r>
+    </w:p>
+    <w:p>
+      <w:pPr>
+        <w:spacing w:before="0" w:after="35" w:line="300" w:lineRule="auto"/>
+        <w:widowControl/>
+        <w:keepNext/>
+      </w:pPr>
+      <w:r>
+        <w:rPr>
+          <w:color w:val="000000"/>
+        </w:rPr>
+        <w:t>A. User numbers are increasing.</w:t>
+      </w:r>
+    </w:p>
+    <w:p>
+      <w:pPr>
+        <w:spacing w:before="0" w:after="35" w:line="300" w:lineRule="auto"/>
+        <w:widowControl/>
+      </w:pPr>
+      <w:r>
+        <w:rPr>
+          <w:color w:val="000000"/>
+        </w:rPr>
+        <w:t>B. Several users rise.</w:t>
+      </w:r>
+    </w:p>
+    <w:p>
+      <w:pPr>
+        <w:spacing w:before="20" w:after="90" w:line="300" w:lineRule="auto"/>
+        <w:widowControl/>
+        <w:keepNext/>
+      </w:pPr>
+      <w:r>
+        <w:rPr>
+          <w:color w:val="000000"/>
+        </w:rPr>
+        <w:t>5. A number of users have complained.</w:t>
+      </w:r>
+    </w:p>
+    <w:p>
+      <w:pPr>
+        <w:spacing w:before="0" w:after="35" w:line="300" w:lineRule="auto"/>
+        <w:widowControl/>
+        <w:keepNext/>
+      </w:pPr>
+      <w:r>
+        <w:rPr>
+          <w:color w:val="000000"/>
+        </w:rPr>
+        <w:t>A. Several users complained.</w:t>
+      </w:r>
+    </w:p>
+    <w:p>
+      <w:pPr>
+        <w:spacing w:before="0" w:after="35" w:line="300" w:lineRule="auto"/>
+        <w:widowControl/>
+      </w:pPr>
+      <w:r>
+        <w:rPr>
+          <w:color w:val="000000"/>
+        </w:rPr>
+        <w:t>B. The total number complained.</w:t>
+      </w:r>
+    </w:p>
+    <w:p>
+      <w:pPr>
+        <w:spacing w:before="20" w:after="90" w:line="300" w:lineRule="auto"/>
+        <w:widowControl/>
+        <w:keepNext/>
+      </w:pPr>
+      <w:r>
+        <w:rPr>
+          <w:color w:val="000000"/>
+        </w:rPr>
+        <w:t>6. We have little time.</w:t>
+      </w:r>
+    </w:p>
+    <w:p>
+      <w:pPr>
+        <w:spacing w:before="0" w:after="35" w:line="300" w:lineRule="auto"/>
+        <w:widowControl/>
+        <w:keepNext/>
+      </w:pPr>
+      <w:r>
+        <w:rPr>
+          <w:color w:val="000000"/>
+        </w:rPr>
+        <w:t>A. Time is limited.</w:t>
+      </w:r>
+    </w:p>
+    <w:p>
+      <w:pPr>
+        <w:spacing w:before="0" w:after="35" w:line="300" w:lineRule="auto"/>
+        <w:widowControl/>
+      </w:pPr>
+      <w:r>
+        <w:rPr>
+          <w:color w:val="000000"/>
+        </w:rPr>
+        <w:t>B. We have enough time.</w:t>
+      </w:r>
+    </w:p>
+    <w:p>
+      <w:pPr>
+        <w:spacing w:before="20" w:after="90" w:line="300" w:lineRule="auto"/>
+        <w:widowControl/>
+        <w:keepNext/>
+      </w:pPr>
+      <w:r>
+        <w:rPr>
+          <w:color w:val="000000"/>
+        </w:rPr>
+        <w:t>7. Either answer is acceptable.</w:t>
+      </w:r>
+    </w:p>
+    <w:p>
+      <w:pPr>
+        <w:spacing w:before="0" w:after="35" w:line="300" w:lineRule="auto"/>
+        <w:widowControl/>
+        <w:keepNext/>
+      </w:pPr>
+      <w:r>
+        <w:rPr>
+          <w:color w:val="000000"/>
+        </w:rPr>
+        <w:t>A. Both choices may be selected individually.</w:t>
+      </w:r>
+    </w:p>
+    <w:p>
+      <w:pPr>
+        <w:spacing w:before="0" w:after="35" w:line="300" w:lineRule="auto"/>
+        <w:widowControl/>
+      </w:pPr>
+      <w:r>
+        <w:rPr>
+          <w:color w:val="000000"/>
+        </w:rPr>
+        <w:t>B. No answer works.</w:t>
+      </w:r>
+    </w:p>
+    <w:p>
+      <w:pPr>
+        <w:spacing w:before="20" w:after="90" w:line="300" w:lineRule="auto"/>
+        <w:widowControl/>
+        <w:keepNext/>
+      </w:pPr>
+      <w:r>
+        <w:rPr>
+          <w:color w:val="000000"/>
+        </w:rPr>
+        <w:t>8. Another meeting is needed.</w:t>
+      </w:r>
+    </w:p>
+    <w:p>
+      <w:pPr>
+        <w:spacing w:before="0" w:after="35" w:line="300" w:lineRule="auto"/>
+        <w:widowControl/>
+        <w:keepNext/>
+      </w:pPr>
+      <w:r>
+        <w:rPr>
+          <w:color w:val="000000"/>
+        </w:rPr>
+        <w:t>A. One more meeting is required.</w:t>
+      </w:r>
+    </w:p>
+    <w:p>
+      <w:pPr>
+        <w:spacing w:before="0" w:after="35" w:line="300" w:lineRule="auto"/>
+        <w:widowControl/>
+      </w:pPr>
+      <w:r>
+        <w:rPr>
+          <w:color w:val="000000"/>
+        </w:rPr>
+        <w:t>B. Other meetings ended.</w:t>
+      </w:r>
+    </w:p>
+    <w:p>
+      <w:pPr>
+        <w:spacing w:before="20" w:after="90" w:line="300" w:lineRule="auto"/>
+        <w:widowControl/>
+        <w:keepNext/>
+      </w:pPr>
+      <w:r>
+        <w:rPr>
+          <w:color w:val="000000"/>
+        </w:rPr>
+        <w:t>9. The first two tasks are easy.</w:t>
+      </w:r>
+    </w:p>
+    <w:p>
+      <w:pPr>
+        <w:spacing w:before="0" w:after="35" w:line="300" w:lineRule="auto"/>
+        <w:widowControl/>
+        <w:keepNext/>
+      </w:pPr>
+      <w:r>
+        <w:rPr>
+          <w:color w:val="000000"/>
+        </w:rPr>
+        <w:t>A. Tasks 1 and 2 are easy.</w:t>
+      </w:r>
+    </w:p>
+    <w:p>
+      <w:pPr>
+        <w:spacing w:before="0" w:after="35" w:line="300" w:lineRule="auto"/>
+        <w:widowControl/>
+      </w:pPr>
+      <w:r>
+        <w:rPr>
+          <w:color w:val="000000"/>
+        </w:rPr>
+        <w:t>B. Two first groups.</w:t>
+      </w:r>
+    </w:p>
+    <w:p>
+      <w:pPr>
+        <w:spacing w:before="20" w:after="90" w:line="300" w:lineRule="auto"/>
+        <w:widowControl/>
+        <w:keepNext/>
+      </w:pPr>
+      <w:r>
+        <w:rPr>
+          <w:color w:val="000000"/>
+        </w:rPr>
+        <w:t>10. She explained the process clearly.</w:t>
+      </w:r>
+    </w:p>
+    <w:p>
+      <w:pPr>
+        <w:spacing w:before="0" w:after="35" w:line="300" w:lineRule="auto"/>
+        <w:widowControl/>
+        <w:keepNext/>
+      </w:pPr>
+      <w:r>
+        <w:rPr>
+          <w:color w:val="000000"/>
+        </w:rPr>
+        <w:t>A. Her explanation was clear.</w:t>
+      </w:r>
+    </w:p>
+    <w:p>
+      <w:pPr>
+        <w:spacing w:before="0" w:after="35" w:line="300" w:lineRule="auto"/>
+        <w:widowControl/>
+      </w:pPr>
+      <w:r>
+        <w:rPr>
+          <w:color w:val="000000"/>
+        </w:rPr>
+        <w:t>B. The process explained her.</w:t>
+      </w:r>
+    </w:p>
+    <w:p>
+      <w:pPr>
+        <w:spacing w:before="240" w:after="60" w:line="300" w:lineRule="auto"/>
+        <w:widowControl/>
+        <w:keepNext/>
+      </w:pPr>
+      <w:r>
+        <w:rPr>
+          <w:color w:val="000000"/>
           <w:b/>
-        </w:rPr>
-        <w:t xml:space="preserve">PHẦN 10. VIẾT (10 điểm)</w:t>
-      </w:r>
-    </w:p>
-    <w:p>
-      <w:r>
-        <w:t xml:space="preserve">Viết 110–130 từ đánh giá một dự án môi trường hoặc xã hội; dùng ít nhất 3 word formations, 2 quy tắc hòa hợp, 2 cụm từ đúng trật tự và 3 determiners/quantifiers.</w:t>
-      </w:r>
-    </w:p>
-    <w:p>
-      <w:r>
-        <w:rPr>
+          <w:sz w:val="24"/>
+          <w:szCs w:val="24"/>
+        </w:rPr>
+        <w:t>PHẦN 9. ĐỌC HIỂU (10 điểm)</w:t>
+      </w:r>
+    </w:p>
+    <w:p>
+      <w:pPr>
+        <w:spacing w:before="0" w:after="100" w:line="300" w:lineRule="auto"/>
+        <w:widowControl/>
+      </w:pPr>
+      <w:r>
+        <w:rPr>
+          <w:color w:val="000000"/>
+          <w:i/>
+        </w:rPr>
+        <w:t>Đọc đoạn văn, sau đó trả lời ngắn gọn 5 câu hỏi.</w:t>
+      </w:r>
+    </w:p>
+    <w:p>
+      <w:pPr>
+        <w:spacing w:before="20" w:after="110" w:line="320" w:lineRule="auto"/>
+        <w:widowControl/>
+      </w:pPr>
+      <w:r>
+        <w:rPr>
+          <w:color w:val="000000"/>
+        </w:rPr>
+        <w:t>An environmental club installed three compact recycling stations around the school. Each station accepts paper, cans and plastic bottles.</w:t>
+      </w:r>
+    </w:p>
+    <w:p>
+      <w:pPr>
+        <w:spacing w:before="20" w:after="110" w:line="320" w:lineRule="auto"/>
+        <w:widowControl/>
+      </w:pPr>
+      <w:r>
+        <w:rPr>
+          <w:color w:val="000000"/>
+        </w:rPr>
+        <w:t>Clear, colourful signs show where different items belong. Neither food waste nor glass is accepted because the school lacks suitable storage.</w:t>
+      </w:r>
+    </w:p>
+    <w:p>
+      <w:pPr>
+        <w:spacing w:before="20" w:after="110" w:line="320" w:lineRule="auto"/>
+        <w:widowControl/>
+      </w:pPr>
+      <w:r>
+        <w:rPr>
+          <w:color w:val="000000"/>
+        </w:rPr>
+        <w:t>A number of student volunteers check the stations daily, and the collected materials are removed every Friday. After two months, the amount of mixed rubbish had fallen significantly. The club now plans another station near the sports hall.</w:t>
+      </w:r>
+    </w:p>
+    <w:p>
+      <w:pPr>
+        <w:spacing w:before="20" w:after="90" w:line="300" w:lineRule="auto"/>
+        <w:widowControl/>
+      </w:pPr>
+      <w:r>
+        <w:rPr>
+          <w:color w:val="000000"/>
+        </w:rPr>
+        <w:t>1. How many stations?</w:t>
+      </w:r>
+    </w:p>
+    <w:p>
+      <w:pPr>
+        <w:spacing w:before="20" w:after="90" w:line="300" w:lineRule="auto"/>
+        <w:widowControl/>
+      </w:pPr>
+      <w:r>
+        <w:rPr>
+          <w:color w:val="000000"/>
+        </w:rPr>
+        <w:t>2. What does each accept?</w:t>
+      </w:r>
+    </w:p>
+    <w:p>
+      <w:pPr>
+        <w:spacing w:before="20" w:after="90" w:line="300" w:lineRule="auto"/>
+        <w:widowControl/>
+      </w:pPr>
+      <w:r>
+        <w:rPr>
+          <w:color w:val="000000"/>
+        </w:rPr>
+        <w:t>3. Why are food waste and glass excluded?</w:t>
+      </w:r>
+    </w:p>
+    <w:p>
+      <w:pPr>
+        <w:spacing w:before="20" w:after="90" w:line="300" w:lineRule="auto"/>
+        <w:widowControl/>
+      </w:pPr>
+      <w:r>
+        <w:rPr>
+          <w:color w:val="000000"/>
+        </w:rPr>
+        <w:t>4. How often are materials removed?</w:t>
+      </w:r>
+    </w:p>
+    <w:p>
+      <w:pPr>
+        <w:spacing w:before="20" w:after="90" w:line="300" w:lineRule="auto"/>
+        <w:widowControl/>
+      </w:pPr>
+      <w:r>
+        <w:rPr>
+          <w:color w:val="000000"/>
+        </w:rPr>
+        <w:t>5. What happened after two months?</w:t>
+      </w:r>
+    </w:p>
+    <w:p>
+      <w:pPr>
+        <w:spacing w:before="240" w:after="60" w:line="300" w:lineRule="auto"/>
+        <w:widowControl/>
+        <w:keepNext/>
+      </w:pPr>
+      <w:r>
+        <w:rPr>
+          <w:color w:val="000000"/>
           <w:b/>
-        </w:rPr>
-        <w:t xml:space="preserve">ĐÁP ÁN – ĐỀ 3</w:t>
-      </w:r>
-    </w:p>
-    <w:p>
-      <w:r>
-        <w:t xml:space="preserve">PHẦN 1: 1B 2B 3C 4B 5B 6A 7C 8C 9B 10A.</w:t>
-      </w:r>
-    </w:p>
-    <w:p>
-      <w:r>
-        <w:t xml:space="preserve">PHẦN 2: 1 accessible; 2 flexibility; 3 calmly; 4 practical; 5 irresponsible; 6 significant; 7 widen; 8 improvement; 9 unreliable; 10 carefully.</w:t>
-      </w:r>
-    </w:p>
-    <w:p>
-      <w:r>
-        <w:t xml:space="preserve">PHẦN 3: 1B 2A 3A 4B 5A 6A 7A 8A 9A 10B.</w:t>
-      </w:r>
-    </w:p>
-    <w:p>
-      <w:r>
-        <w:t xml:space="preserve">PHẦN 4: 1A 2B 3B 4A 5A 6A 7A 8B 9A 10A.</w:t>
-      </w:r>
-    </w:p>
-    <w:p>
-      <w:r>
-        <w:t xml:space="preserve">PHẦN 5: 1A 2B 3B 4A 5B 6A 7B 8B 9B 10B.</w:t>
-      </w:r>
-    </w:p>
-    <w:p>
-      <w:r>
-        <w:t xml:space="preserve">PHẦN 6: 1B 2B 3C 4B 5C 6B 7A 8A 9B 10C.</w:t>
-      </w:r>
-    </w:p>
-    <w:p>
-      <w:r>
-        <w:t xml:space="preserve">PHẦN 7: 1 equipment is; 2 careful worker; 3 Each student; 4 less time; 5 people are; 6 lovely old French; 7 knows; 8 Most of my friends; 9 another day; 10 efficiently.</w:t>
-      </w:r>
-    </w:p>
-    <w:p>
-      <w:r>
-        <w:t xml:space="preserve">PHẦN 8: 1A 2A 3A 4A 5A 6A 7A 8A 9A 10A.</w:t>
-      </w:r>
-    </w:p>
-    <w:p>
-      <w:r>
-        <w:t xml:space="preserve">PHẦN 9: 1 three; 2 paper, cans, plastic bottles; 3 no suitable storage; 4 every Friday; 5 mixed rubbish fell significantly.</w:t>
-      </w:r>
-    </w:p>
-    <w:p>
-      <w:r>
-        <w:rPr>
+          <w:sz w:val="24"/>
+          <w:szCs w:val="24"/>
+        </w:rPr>
+        <w:t>PHẦN 10. VIẾT (10 điểm)</w:t>
+      </w:r>
+    </w:p>
+    <w:p>
+      <w:pPr>
+        <w:spacing w:before="0" w:after="100" w:line="300" w:lineRule="auto"/>
+        <w:widowControl/>
+      </w:pPr>
+      <w:r>
+        <w:rPr>
+          <w:color w:val="000000"/>
+          <w:i/>
+        </w:rPr>
+        <w:t>Viết theo yêu cầu; chú ý độ dài và sử dụng đúng các cấu trúc đã học.</w:t>
+      </w:r>
+    </w:p>
+    <w:p>
+      <w:pPr>
+        <w:spacing w:before="20" w:after="150" w:line="320" w:lineRule="auto"/>
+        <w:widowControl/>
+      </w:pPr>
+      <w:r>
+        <w:rPr>
+          <w:color w:val="000000"/>
+        </w:rPr>
+        <w:t>Viết 110–130 từ đánh giá một dự án môi trường hoặc xã hội; dùng ít nhất 3 word formations, 2 quy tắc hòa hợp, 2 cụm từ đúng trật tự và 3 determiners/quantifiers.</w:t>
+      </w:r>
+    </w:p>
+    <w:p>
+      <w:pPr>
+        <w:spacing w:before="0" w:after="230" w:line="320" w:lineRule="auto"/>
+        <w:widowControl/>
+        <w:jc w:val="center"/>
+      </w:pPr>
+      <w:r>
+        <w:rPr>
+          <w:color w:val="000000"/>
+        </w:rPr>
+        <w:br w:type="page"/>
+      </w:r>
+      <w:r>
+        <w:rPr>
+          <w:color w:val="000000"/>
           <w:b/>
-        </w:rPr>
-        <w:t xml:space="preserve">BÀI VIẾT MẪU (115 từ): Our town recently introduced a practical food-sharing project at the weekend market. Each participating shop places safe, unsold products in a large refrigerated community cabinet. Neither customers nor local charities pay for these items. A number of trained volunteers check the food carefully and record every donation. Most of the products are collected within a few hours, so very little edible food is wasted. The project has produced significant environmental and social benefits. It reduces rubbish, supports families and encourages responsible consumption. Clear safety instructions and reliable temperature checks are essential to its success. After an encouraging three-month trial, the organisers hope to install another modern food-sharing cabinet near the railway station.</w:t>
-      </w:r>
-    </w:p>
-    <w:p>
-      <w:r>
-        <w:rPr>
+          <w:sz w:val="28"/>
+          <w:szCs w:val="28"/>
+        </w:rPr>
+        <w:t>ĐÁP ÁN</w:t>
+      </w:r>
+    </w:p>
+    <w:p>
+      <w:pPr>
+        <w:spacing w:before="220" w:after="60" w:line="300" w:lineRule="auto"/>
+        <w:widowControl/>
+        <w:keepNext/>
+      </w:pPr>
+      <w:r>
+        <w:rPr>
+          <w:color w:val="000000"/>
           <w:b/>
-        </w:rPr>
-        <w:t xml:space="preserve">GỢI Ý CHẤM: nội dung 4; yêu cầu ngôn ngữ 2; từ vựng 2; ngữ pháp/chính tả 2.</w:t>
-      </w:r>
-    </w:p>
+          <w:sz w:val="24"/>
+          <w:szCs w:val="24"/>
+        </w:rPr>
+        <w:t>PHẦN 1</w:t>
+      </w:r>
+    </w:p>
+    <w:p>
+      <w:pPr>
+        <w:spacing w:before="0" w:after="90" w:line="300" w:lineRule="auto"/>
+        <w:widowControl/>
+      </w:pPr>
+      <w:r>
+        <w:rPr>
+          <w:color w:val="000000"/>
+        </w:rPr>
+        <w:t>Câu 1: B</w:t>
+      </w:r>
+    </w:p>
+    <w:p>
+      <w:pPr>
+        <w:spacing w:before="0" w:after="90" w:line="300" w:lineRule="auto"/>
+        <w:widowControl/>
+      </w:pPr>
+      <w:r>
+        <w:rPr>
+          <w:color w:val="000000"/>
+        </w:rPr>
+        <w:t>Câu 2: B</w:t>
+      </w:r>
+    </w:p>
+    <w:p>
+      <w:pPr>
+        <w:spacing w:before="0" w:after="90" w:line="300" w:lineRule="auto"/>
+        <w:widowControl/>
+      </w:pPr>
+      <w:r>
+        <w:rPr>
+          <w:color w:val="000000"/>
+        </w:rPr>
+        <w:t>Câu 3: C</w:t>
+      </w:r>
+    </w:p>
+    <w:p>
+      <w:pPr>
+        <w:spacing w:before="0" w:after="90" w:line="300" w:lineRule="auto"/>
+        <w:widowControl/>
+      </w:pPr>
+      <w:r>
+        <w:rPr>
+          <w:color w:val="000000"/>
+        </w:rPr>
+        <w:t>Câu 4: B</w:t>
+      </w:r>
+    </w:p>
+    <w:p>
+      <w:pPr>
+        <w:spacing w:before="0" w:after="90" w:line="300" w:lineRule="auto"/>
+        <w:widowControl/>
+      </w:pPr>
+      <w:r>
+        <w:rPr>
+          <w:color w:val="000000"/>
+        </w:rPr>
+        <w:t>Câu 5: B</w:t>
+      </w:r>
+    </w:p>
+    <w:p>
+      <w:pPr>
+        <w:spacing w:before="0" w:after="90" w:line="300" w:lineRule="auto"/>
+        <w:widowControl/>
+      </w:pPr>
+      <w:r>
+        <w:rPr>
+          <w:color w:val="000000"/>
+        </w:rPr>
+        <w:t>Câu 6: A</w:t>
+      </w:r>
+    </w:p>
+    <w:p>
+      <w:pPr>
+        <w:spacing w:before="0" w:after="90" w:line="300" w:lineRule="auto"/>
+        <w:widowControl/>
+      </w:pPr>
+      <w:r>
+        <w:rPr>
+          <w:color w:val="000000"/>
+        </w:rPr>
+        <w:t>Câu 7: C</w:t>
+      </w:r>
+    </w:p>
+    <w:p>
+      <w:pPr>
+        <w:spacing w:before="0" w:after="90" w:line="300" w:lineRule="auto"/>
+        <w:widowControl/>
+      </w:pPr>
+      <w:r>
+        <w:rPr>
+          <w:color w:val="000000"/>
+        </w:rPr>
+        <w:t>Câu 8: C</w:t>
+      </w:r>
+    </w:p>
+    <w:p>
+      <w:pPr>
+        <w:spacing w:before="0" w:after="90" w:line="300" w:lineRule="auto"/>
+        <w:widowControl/>
+      </w:pPr>
+      <w:r>
+        <w:rPr>
+          <w:color w:val="000000"/>
+        </w:rPr>
+        <w:t>Câu 9: B</w:t>
+      </w:r>
+    </w:p>
+    <w:p>
+      <w:pPr>
+        <w:spacing w:before="0" w:after="90" w:line="300" w:lineRule="auto"/>
+        <w:widowControl/>
+      </w:pPr>
+      <w:r>
+        <w:rPr>
+          <w:color w:val="000000"/>
+        </w:rPr>
+        <w:t>Câu 10: A.</w:t>
+      </w:r>
+    </w:p>
+    <w:p>
+      <w:pPr>
+        <w:spacing w:before="220" w:after="60" w:line="300" w:lineRule="auto"/>
+        <w:widowControl/>
+        <w:keepNext/>
+      </w:pPr>
+      <w:r>
+        <w:rPr>
+          <w:color w:val="000000"/>
+          <w:b/>
+          <w:sz w:val="24"/>
+          <w:szCs w:val="24"/>
+        </w:rPr>
+        <w:t>PHẦN 2</w:t>
+      </w:r>
+    </w:p>
+    <w:p>
+      <w:pPr>
+        <w:spacing w:before="0" w:after="90" w:line="300" w:lineRule="auto"/>
+        <w:widowControl/>
+      </w:pPr>
+      <w:r>
+        <w:rPr>
+          <w:color w:val="000000"/>
+        </w:rPr>
+        <w:t>Câu 1: accessible</w:t>
+      </w:r>
+    </w:p>
+    <w:p>
+      <w:pPr>
+        <w:spacing w:before="0" w:after="90" w:line="300" w:lineRule="auto"/>
+        <w:widowControl/>
+      </w:pPr>
+      <w:r>
+        <w:rPr>
+          <w:color w:val="000000"/>
+        </w:rPr>
+        <w:t>Câu 2: flexibility</w:t>
+      </w:r>
+    </w:p>
+    <w:p>
+      <w:pPr>
+        <w:spacing w:before="0" w:after="90" w:line="300" w:lineRule="auto"/>
+        <w:widowControl/>
+      </w:pPr>
+      <w:r>
+        <w:rPr>
+          <w:color w:val="000000"/>
+        </w:rPr>
+        <w:t>Câu 3: calmly</w:t>
+      </w:r>
+    </w:p>
+    <w:p>
+      <w:pPr>
+        <w:spacing w:before="0" w:after="90" w:line="300" w:lineRule="auto"/>
+        <w:widowControl/>
+      </w:pPr>
+      <w:r>
+        <w:rPr>
+          <w:color w:val="000000"/>
+        </w:rPr>
+        <w:t>Câu 4: practical</w:t>
+      </w:r>
+    </w:p>
+    <w:p>
+      <w:pPr>
+        <w:spacing w:before="0" w:after="90" w:line="300" w:lineRule="auto"/>
+        <w:widowControl/>
+      </w:pPr>
+      <w:r>
+        <w:rPr>
+          <w:color w:val="000000"/>
+        </w:rPr>
+        <w:t>Câu 5: irresponsible</w:t>
+      </w:r>
+    </w:p>
+    <w:p>
+      <w:pPr>
+        <w:spacing w:before="0" w:after="90" w:line="300" w:lineRule="auto"/>
+        <w:widowControl/>
+      </w:pPr>
+      <w:r>
+        <w:rPr>
+          <w:color w:val="000000"/>
+        </w:rPr>
+        <w:t>Câu 6: significant</w:t>
+      </w:r>
+    </w:p>
+    <w:p>
+      <w:pPr>
+        <w:spacing w:before="0" w:after="90" w:line="300" w:lineRule="auto"/>
+        <w:widowControl/>
+      </w:pPr>
+      <w:r>
+        <w:rPr>
+          <w:color w:val="000000"/>
+        </w:rPr>
+        <w:t>Câu 7: widen</w:t>
+      </w:r>
+    </w:p>
+    <w:p>
+      <w:pPr>
+        <w:spacing w:before="0" w:after="90" w:line="300" w:lineRule="auto"/>
+        <w:widowControl/>
+      </w:pPr>
+      <w:r>
+        <w:rPr>
+          <w:color w:val="000000"/>
+        </w:rPr>
+        <w:t>Câu 8: improvement</w:t>
+      </w:r>
+    </w:p>
+    <w:p>
+      <w:pPr>
+        <w:spacing w:before="0" w:after="90" w:line="300" w:lineRule="auto"/>
+        <w:widowControl/>
+      </w:pPr>
+      <w:r>
+        <w:rPr>
+          <w:color w:val="000000"/>
+        </w:rPr>
+        <w:t>Câu 9: unreliable</w:t>
+      </w:r>
+    </w:p>
+    <w:p>
+      <w:pPr>
+        <w:spacing w:before="0" w:after="90" w:line="300" w:lineRule="auto"/>
+        <w:widowControl/>
+      </w:pPr>
+      <w:r>
+        <w:rPr>
+          <w:color w:val="000000"/>
+        </w:rPr>
+        <w:t>Câu 10: carefully.</w:t>
+      </w:r>
+    </w:p>
+    <w:p>
+      <w:pPr>
+        <w:spacing w:before="220" w:after="60" w:line="300" w:lineRule="auto"/>
+        <w:widowControl/>
+        <w:keepNext/>
+      </w:pPr>
+      <w:r>
+        <w:rPr>
+          <w:color w:val="000000"/>
+          <w:b/>
+          <w:sz w:val="24"/>
+          <w:szCs w:val="24"/>
+        </w:rPr>
+        <w:t>PHẦN 3</w:t>
+      </w:r>
+    </w:p>
+    <w:p>
+      <w:pPr>
+        <w:spacing w:before="0" w:after="90" w:line="300" w:lineRule="auto"/>
+        <w:widowControl/>
+      </w:pPr>
+      <w:r>
+        <w:rPr>
+          <w:color w:val="000000"/>
+        </w:rPr>
+        <w:t>Câu 1: B</w:t>
+      </w:r>
+    </w:p>
+    <w:p>
+      <w:pPr>
+        <w:spacing w:before="0" w:after="90" w:line="300" w:lineRule="auto"/>
+        <w:widowControl/>
+      </w:pPr>
+      <w:r>
+        <w:rPr>
+          <w:color w:val="000000"/>
+        </w:rPr>
+        <w:t>Câu 2: A</w:t>
+      </w:r>
+    </w:p>
+    <w:p>
+      <w:pPr>
+        <w:spacing w:before="0" w:after="90" w:line="300" w:lineRule="auto"/>
+        <w:widowControl/>
+      </w:pPr>
+      <w:r>
+        <w:rPr>
+          <w:color w:val="000000"/>
+        </w:rPr>
+        <w:t>Câu 3: A</w:t>
+      </w:r>
+    </w:p>
+    <w:p>
+      <w:pPr>
+        <w:spacing w:before="0" w:after="90" w:line="300" w:lineRule="auto"/>
+        <w:widowControl/>
+      </w:pPr>
+      <w:r>
+        <w:rPr>
+          <w:color w:val="000000"/>
+        </w:rPr>
+        <w:t>Câu 4: B</w:t>
+      </w:r>
+    </w:p>
+    <w:p>
+      <w:pPr>
+        <w:spacing w:before="0" w:after="90" w:line="300" w:lineRule="auto"/>
+        <w:widowControl/>
+      </w:pPr>
+      <w:r>
+        <w:rPr>
+          <w:color w:val="000000"/>
+        </w:rPr>
+        <w:t>Câu 5: A</w:t>
+      </w:r>
+    </w:p>
+    <w:p>
+      <w:pPr>
+        <w:spacing w:before="0" w:after="90" w:line="300" w:lineRule="auto"/>
+        <w:widowControl/>
+      </w:pPr>
+      <w:r>
+        <w:rPr>
+          <w:color w:val="000000"/>
+        </w:rPr>
+        <w:t>Câu 6: A</w:t>
+      </w:r>
+    </w:p>
+    <w:p>
+      <w:pPr>
+        <w:spacing w:before="0" w:after="90" w:line="300" w:lineRule="auto"/>
+        <w:widowControl/>
+      </w:pPr>
+      <w:r>
+        <w:rPr>
+          <w:color w:val="000000"/>
+        </w:rPr>
+        <w:t>Câu 7: A</w:t>
+      </w:r>
+    </w:p>
+    <w:p>
+      <w:pPr>
+        <w:spacing w:before="0" w:after="90" w:line="300" w:lineRule="auto"/>
+        <w:widowControl/>
+      </w:pPr>
+      <w:r>
+        <w:rPr>
+          <w:color w:val="000000"/>
+        </w:rPr>
+        <w:t>Câu 8: A</w:t>
+      </w:r>
+    </w:p>
+    <w:p>
+      <w:pPr>
+        <w:spacing w:before="0" w:after="90" w:line="300" w:lineRule="auto"/>
+        <w:widowControl/>
+      </w:pPr>
+      <w:r>
+        <w:rPr>
+          <w:color w:val="000000"/>
+        </w:rPr>
+        <w:t>Câu 9: A</w:t>
+      </w:r>
+    </w:p>
+    <w:p>
+      <w:pPr>
+        <w:spacing w:before="0" w:after="90" w:line="300" w:lineRule="auto"/>
+        <w:widowControl/>
+      </w:pPr>
+      <w:r>
+        <w:rPr>
+          <w:color w:val="000000"/>
+        </w:rPr>
+        <w:t>Câu 10: B.</w:t>
+      </w:r>
+    </w:p>
+    <w:p>
+      <w:pPr>
+        <w:spacing w:before="220" w:after="60" w:line="300" w:lineRule="auto"/>
+        <w:widowControl/>
+        <w:keepNext/>
+      </w:pPr>
+      <w:r>
+        <w:rPr>
+          <w:color w:val="000000"/>
+          <w:b/>
+          <w:sz w:val="24"/>
+          <w:szCs w:val="24"/>
+        </w:rPr>
+        <w:t>PHẦN 4</w:t>
+      </w:r>
+    </w:p>
+    <w:p>
+      <w:pPr>
+        <w:spacing w:before="0" w:after="90" w:line="300" w:lineRule="auto"/>
+        <w:widowControl/>
+      </w:pPr>
+      <w:r>
+        <w:rPr>
+          <w:color w:val="000000"/>
+        </w:rPr>
+        <w:t>Câu 1: A</w:t>
+      </w:r>
+    </w:p>
+    <w:p>
+      <w:pPr>
+        <w:spacing w:before="0" w:after="90" w:line="300" w:lineRule="auto"/>
+        <w:widowControl/>
+      </w:pPr>
+      <w:r>
+        <w:rPr>
+          <w:color w:val="000000"/>
+        </w:rPr>
+        <w:t>Câu 2: B</w:t>
+      </w:r>
+    </w:p>
+    <w:p>
+      <w:pPr>
+        <w:spacing w:before="0" w:after="90" w:line="300" w:lineRule="auto"/>
+        <w:widowControl/>
+      </w:pPr>
+      <w:r>
+        <w:rPr>
+          <w:color w:val="000000"/>
+        </w:rPr>
+        <w:t>Câu 3: B</w:t>
+      </w:r>
+    </w:p>
+    <w:p>
+      <w:pPr>
+        <w:spacing w:before="0" w:after="90" w:line="300" w:lineRule="auto"/>
+        <w:widowControl/>
+      </w:pPr>
+      <w:r>
+        <w:rPr>
+          <w:color w:val="000000"/>
+        </w:rPr>
+        <w:t>Câu 4: A</w:t>
+      </w:r>
+    </w:p>
+    <w:p>
+      <w:pPr>
+        <w:spacing w:before="0" w:after="90" w:line="300" w:lineRule="auto"/>
+        <w:widowControl/>
+      </w:pPr>
+      <w:r>
+        <w:rPr>
+          <w:color w:val="000000"/>
+        </w:rPr>
+        <w:t>Câu 5: A</w:t>
+      </w:r>
+    </w:p>
+    <w:p>
+      <w:pPr>
+        <w:spacing w:before="0" w:after="90" w:line="300" w:lineRule="auto"/>
+        <w:widowControl/>
+      </w:pPr>
+      <w:r>
+        <w:rPr>
+          <w:color w:val="000000"/>
+        </w:rPr>
+        <w:t>Câu 6: A</w:t>
+      </w:r>
+    </w:p>
+    <w:p>
+      <w:pPr>
+        <w:spacing w:before="0" w:after="90" w:line="300" w:lineRule="auto"/>
+        <w:widowControl/>
+      </w:pPr>
+      <w:r>
+        <w:rPr>
+          <w:color w:val="000000"/>
+        </w:rPr>
+        <w:t>Câu 7: A</w:t>
+      </w:r>
+    </w:p>
+    <w:p>
+      <w:pPr>
+        <w:spacing w:before="0" w:after="90" w:line="300" w:lineRule="auto"/>
+        <w:widowControl/>
+      </w:pPr>
+      <w:r>
+        <w:rPr>
+          <w:color w:val="000000"/>
+        </w:rPr>
+        <w:t>Câu 8: B</w:t>
+      </w:r>
+    </w:p>
+    <w:p>
+      <w:pPr>
+        <w:spacing w:before="0" w:after="90" w:line="300" w:lineRule="auto"/>
+        <w:widowControl/>
+      </w:pPr>
+      <w:r>
+        <w:rPr>
+          <w:color w:val="000000"/>
+        </w:rPr>
+        <w:t>Câu 9: A</w:t>
+      </w:r>
+    </w:p>
+    <w:p>
+      <w:pPr>
+        <w:spacing w:before="0" w:after="90" w:line="300" w:lineRule="auto"/>
+        <w:widowControl/>
+      </w:pPr>
+      <w:r>
+        <w:rPr>
+          <w:color w:val="000000"/>
+        </w:rPr>
+        <w:t>Câu 10: A.</w:t>
+      </w:r>
+    </w:p>
+    <w:p>
+      <w:pPr>
+        <w:spacing w:before="220" w:after="60" w:line="300" w:lineRule="auto"/>
+        <w:widowControl/>
+        <w:keepNext/>
+      </w:pPr>
+      <w:r>
+        <w:rPr>
+          <w:color w:val="000000"/>
+          <w:b/>
+          <w:sz w:val="24"/>
+          <w:szCs w:val="24"/>
+        </w:rPr>
+        <w:t>PHẦN 5</w:t>
+      </w:r>
+    </w:p>
+    <w:p>
+      <w:pPr>
+        <w:spacing w:before="0" w:after="90" w:line="300" w:lineRule="auto"/>
+        <w:widowControl/>
+      </w:pPr>
+      <w:r>
+        <w:rPr>
+          <w:color w:val="000000"/>
+        </w:rPr>
+        <w:t>Câu 1: A</w:t>
+      </w:r>
+    </w:p>
+    <w:p>
+      <w:pPr>
+        <w:spacing w:before="0" w:after="90" w:line="300" w:lineRule="auto"/>
+        <w:widowControl/>
+      </w:pPr>
+      <w:r>
+        <w:rPr>
+          <w:color w:val="000000"/>
+        </w:rPr>
+        <w:t>Câu 2: B</w:t>
+      </w:r>
+    </w:p>
+    <w:p>
+      <w:pPr>
+        <w:spacing w:before="0" w:after="90" w:line="300" w:lineRule="auto"/>
+        <w:widowControl/>
+      </w:pPr>
+      <w:r>
+        <w:rPr>
+          <w:color w:val="000000"/>
+        </w:rPr>
+        <w:t>Câu 3: B</w:t>
+      </w:r>
+    </w:p>
+    <w:p>
+      <w:pPr>
+        <w:spacing w:before="0" w:after="90" w:line="300" w:lineRule="auto"/>
+        <w:widowControl/>
+      </w:pPr>
+      <w:r>
+        <w:rPr>
+          <w:color w:val="000000"/>
+        </w:rPr>
+        <w:t>Câu 4: A</w:t>
+      </w:r>
+    </w:p>
+    <w:p>
+      <w:pPr>
+        <w:spacing w:before="0" w:after="90" w:line="300" w:lineRule="auto"/>
+        <w:widowControl/>
+      </w:pPr>
+      <w:r>
+        <w:rPr>
+          <w:color w:val="000000"/>
+        </w:rPr>
+        <w:t>Câu 5: B</w:t>
+      </w:r>
+    </w:p>
+    <w:p>
+      <w:pPr>
+        <w:spacing w:before="0" w:after="90" w:line="300" w:lineRule="auto"/>
+        <w:widowControl/>
+      </w:pPr>
+      <w:r>
+        <w:rPr>
+          <w:color w:val="000000"/>
+        </w:rPr>
+        <w:t>Câu 6: A</w:t>
+      </w:r>
+    </w:p>
+    <w:p>
+      <w:pPr>
+        <w:spacing w:before="0" w:after="90" w:line="300" w:lineRule="auto"/>
+        <w:widowControl/>
+      </w:pPr>
+      <w:r>
+        <w:rPr>
+          <w:color w:val="000000"/>
+        </w:rPr>
+        <w:t>Câu 7: B</w:t>
+      </w:r>
+    </w:p>
+    <w:p>
+      <w:pPr>
+        <w:spacing w:before="0" w:after="90" w:line="300" w:lineRule="auto"/>
+        <w:widowControl/>
+      </w:pPr>
+      <w:r>
+        <w:rPr>
+          <w:color w:val="000000"/>
+        </w:rPr>
+        <w:t>Câu 8: B</w:t>
+      </w:r>
+    </w:p>
+    <w:p>
+      <w:pPr>
+        <w:spacing w:before="0" w:after="90" w:line="300" w:lineRule="auto"/>
+        <w:widowControl/>
+      </w:pPr>
+      <w:r>
+        <w:rPr>
+          <w:color w:val="000000"/>
+        </w:rPr>
+        <w:t>Câu 9: B</w:t>
+      </w:r>
+    </w:p>
+    <w:p>
+      <w:pPr>
+        <w:spacing w:before="0" w:after="90" w:line="300" w:lineRule="auto"/>
+        <w:widowControl/>
+      </w:pPr>
+      <w:r>
+        <w:rPr>
+          <w:color w:val="000000"/>
+        </w:rPr>
+        <w:t>Câu 10: B.</w:t>
+      </w:r>
+    </w:p>
+    <w:p>
+      <w:pPr>
+        <w:spacing w:before="220" w:after="60" w:line="300" w:lineRule="auto"/>
+        <w:widowControl/>
+        <w:keepNext/>
+      </w:pPr>
+      <w:r>
+        <w:rPr>
+          <w:color w:val="000000"/>
+          <w:b/>
+          <w:sz w:val="24"/>
+          <w:szCs w:val="24"/>
+        </w:rPr>
+        <w:t>PHẦN 6</w:t>
+      </w:r>
+    </w:p>
+    <w:p>
+      <w:pPr>
+        <w:spacing w:before="0" w:after="90" w:line="300" w:lineRule="auto"/>
+        <w:widowControl/>
+      </w:pPr>
+      <w:r>
+        <w:rPr>
+          <w:color w:val="000000"/>
+        </w:rPr>
+        <w:t>Câu 1: B</w:t>
+      </w:r>
+    </w:p>
+    <w:p>
+      <w:pPr>
+        <w:spacing w:before="0" w:after="90" w:line="300" w:lineRule="auto"/>
+        <w:widowControl/>
+      </w:pPr>
+      <w:r>
+        <w:rPr>
+          <w:color w:val="000000"/>
+        </w:rPr>
+        <w:t>Câu 2: B</w:t>
+      </w:r>
+    </w:p>
+    <w:p>
+      <w:pPr>
+        <w:spacing w:before="0" w:after="90" w:line="300" w:lineRule="auto"/>
+        <w:widowControl/>
+      </w:pPr>
+      <w:r>
+        <w:rPr>
+          <w:color w:val="000000"/>
+        </w:rPr>
+        <w:t>Câu 3: C</w:t>
+      </w:r>
+    </w:p>
+    <w:p>
+      <w:pPr>
+        <w:spacing w:before="0" w:after="90" w:line="300" w:lineRule="auto"/>
+        <w:widowControl/>
+      </w:pPr>
+      <w:r>
+        <w:rPr>
+          <w:color w:val="000000"/>
+        </w:rPr>
+        <w:t>Câu 4: B</w:t>
+      </w:r>
+    </w:p>
+    <w:p>
+      <w:pPr>
+        <w:spacing w:before="0" w:after="90" w:line="300" w:lineRule="auto"/>
+        <w:widowControl/>
+      </w:pPr>
+      <w:r>
+        <w:rPr>
+          <w:color w:val="000000"/>
+        </w:rPr>
+        <w:t>Câu 5: C</w:t>
+      </w:r>
+    </w:p>
+    <w:p>
+      <w:pPr>
+        <w:spacing w:before="0" w:after="90" w:line="300" w:lineRule="auto"/>
+        <w:widowControl/>
+      </w:pPr>
+      <w:r>
+        <w:rPr>
+          <w:color w:val="000000"/>
+        </w:rPr>
+        <w:t>Câu 6: B</w:t>
+      </w:r>
+    </w:p>
+    <w:p>
+      <w:pPr>
+        <w:spacing w:before="0" w:after="90" w:line="300" w:lineRule="auto"/>
+        <w:widowControl/>
+      </w:pPr>
+      <w:r>
+        <w:rPr>
+          <w:color w:val="000000"/>
+        </w:rPr>
+        <w:t>Câu 7: A</w:t>
+      </w:r>
+    </w:p>
+    <w:p>
+      <w:pPr>
+        <w:spacing w:before="0" w:after="90" w:line="300" w:lineRule="auto"/>
+        <w:widowControl/>
+      </w:pPr>
+      <w:r>
+        <w:rPr>
+          <w:color w:val="000000"/>
+        </w:rPr>
+        <w:t>Câu 8: A</w:t>
+      </w:r>
+    </w:p>
+    <w:p>
+      <w:pPr>
+        <w:spacing w:before="0" w:after="90" w:line="300" w:lineRule="auto"/>
+        <w:widowControl/>
+      </w:pPr>
+      <w:r>
+        <w:rPr>
+          <w:color w:val="000000"/>
+        </w:rPr>
+        <w:t>Câu 9: B</w:t>
+      </w:r>
+    </w:p>
+    <w:p>
+      <w:pPr>
+        <w:spacing w:before="0" w:after="90" w:line="300" w:lineRule="auto"/>
+        <w:widowControl/>
+      </w:pPr>
+      <w:r>
+        <w:rPr>
+          <w:color w:val="000000"/>
+        </w:rPr>
+        <w:t>Câu 10: C.</w:t>
+      </w:r>
+    </w:p>
+    <w:p>
+      <w:pPr>
+        <w:spacing w:before="220" w:after="60" w:line="300" w:lineRule="auto"/>
+        <w:widowControl/>
+        <w:keepNext/>
+      </w:pPr>
+      <w:r>
+        <w:rPr>
+          <w:color w:val="000000"/>
+          <w:b/>
+          <w:sz w:val="24"/>
+          <w:szCs w:val="24"/>
+        </w:rPr>
+        <w:t>PHẦN 7</w:t>
+      </w:r>
+    </w:p>
+    <w:p>
+      <w:pPr>
+        <w:spacing w:before="0" w:after="90" w:line="300" w:lineRule="auto"/>
+        <w:widowControl/>
+      </w:pPr>
+      <w:r>
+        <w:rPr>
+          <w:color w:val="000000"/>
+        </w:rPr>
+        <w:t>Câu 1: equipment is</w:t>
+      </w:r>
+    </w:p>
+    <w:p>
+      <w:pPr>
+        <w:spacing w:before="0" w:after="90" w:line="300" w:lineRule="auto"/>
+        <w:widowControl/>
+      </w:pPr>
+      <w:r>
+        <w:rPr>
+          <w:color w:val="000000"/>
+        </w:rPr>
+        <w:t>Câu 2: careful worker</w:t>
+      </w:r>
+    </w:p>
+    <w:p>
+      <w:pPr>
+        <w:spacing w:before="0" w:after="90" w:line="300" w:lineRule="auto"/>
+        <w:widowControl/>
+      </w:pPr>
+      <w:r>
+        <w:rPr>
+          <w:color w:val="000000"/>
+        </w:rPr>
+        <w:t>Câu 3: Each student</w:t>
+      </w:r>
+    </w:p>
+    <w:p>
+      <w:pPr>
+        <w:spacing w:before="0" w:after="90" w:line="300" w:lineRule="auto"/>
+        <w:widowControl/>
+      </w:pPr>
+      <w:r>
+        <w:rPr>
+          <w:color w:val="000000"/>
+        </w:rPr>
+        <w:t>Câu 4: less time</w:t>
+      </w:r>
+    </w:p>
+    <w:p>
+      <w:pPr>
+        <w:spacing w:before="0" w:after="90" w:line="300" w:lineRule="auto"/>
+        <w:widowControl/>
+      </w:pPr>
+      <w:r>
+        <w:rPr>
+          <w:color w:val="000000"/>
+        </w:rPr>
+        <w:t>Câu 5: people are</w:t>
+      </w:r>
+    </w:p>
+    <w:p>
+      <w:pPr>
+        <w:spacing w:before="0" w:after="90" w:line="300" w:lineRule="auto"/>
+        <w:widowControl/>
+      </w:pPr>
+      <w:r>
+        <w:rPr>
+          <w:color w:val="000000"/>
+        </w:rPr>
+        <w:t>Câu 6: lovely old French</w:t>
+      </w:r>
+    </w:p>
+    <w:p>
+      <w:pPr>
+        <w:spacing w:before="0" w:after="90" w:line="300" w:lineRule="auto"/>
+        <w:widowControl/>
+      </w:pPr>
+      <w:r>
+        <w:rPr>
+          <w:color w:val="000000"/>
+        </w:rPr>
+        <w:t>Câu 7: knows</w:t>
+      </w:r>
+    </w:p>
+    <w:p>
+      <w:pPr>
+        <w:spacing w:before="0" w:after="90" w:line="300" w:lineRule="auto"/>
+        <w:widowControl/>
+      </w:pPr>
+      <w:r>
+        <w:rPr>
+          <w:color w:val="000000"/>
+        </w:rPr>
+        <w:t>Câu 8: Most of my friends</w:t>
+      </w:r>
+    </w:p>
+    <w:p>
+      <w:pPr>
+        <w:spacing w:before="0" w:after="90" w:line="300" w:lineRule="auto"/>
+        <w:widowControl/>
+      </w:pPr>
+      <w:r>
+        <w:rPr>
+          <w:color w:val="000000"/>
+        </w:rPr>
+        <w:t>Câu 9: another day</w:t>
+      </w:r>
+    </w:p>
+    <w:p>
+      <w:pPr>
+        <w:spacing w:before="0" w:after="90" w:line="300" w:lineRule="auto"/>
+        <w:widowControl/>
+      </w:pPr>
+      <w:r>
+        <w:rPr>
+          <w:color w:val="000000"/>
+        </w:rPr>
+        <w:t>Câu 10: efficiently.</w:t>
+      </w:r>
+    </w:p>
+    <w:p>
+      <w:pPr>
+        <w:spacing w:before="220" w:after="60" w:line="300" w:lineRule="auto"/>
+        <w:widowControl/>
+        <w:keepNext/>
+      </w:pPr>
+      <w:r>
+        <w:rPr>
+          <w:color w:val="000000"/>
+          <w:b/>
+          <w:sz w:val="24"/>
+          <w:szCs w:val="24"/>
+        </w:rPr>
+        <w:t>PHẦN 8</w:t>
+      </w:r>
+    </w:p>
+    <w:p>
+      <w:pPr>
+        <w:spacing w:before="0" w:after="90" w:line="300" w:lineRule="auto"/>
+        <w:widowControl/>
+      </w:pPr>
+      <w:r>
+        <w:rPr>
+          <w:color w:val="000000"/>
+        </w:rPr>
+        <w:t>Câu 1: A</w:t>
+      </w:r>
+    </w:p>
+    <w:p>
+      <w:pPr>
+        <w:spacing w:before="0" w:after="90" w:line="300" w:lineRule="auto"/>
+        <w:widowControl/>
+      </w:pPr>
+      <w:r>
+        <w:rPr>
+          <w:color w:val="000000"/>
+        </w:rPr>
+        <w:t>Câu 2: A</w:t>
+      </w:r>
+    </w:p>
+    <w:p>
+      <w:pPr>
+        <w:spacing w:before="0" w:after="90" w:line="300" w:lineRule="auto"/>
+        <w:widowControl/>
+      </w:pPr>
+      <w:r>
+        <w:rPr>
+          <w:color w:val="000000"/>
+        </w:rPr>
+        <w:t>Câu 3: A</w:t>
+      </w:r>
+    </w:p>
+    <w:p>
+      <w:pPr>
+        <w:spacing w:before="0" w:after="90" w:line="300" w:lineRule="auto"/>
+        <w:widowControl/>
+      </w:pPr>
+      <w:r>
+        <w:rPr>
+          <w:color w:val="000000"/>
+        </w:rPr>
+        <w:t>Câu 4: A</w:t>
+      </w:r>
+    </w:p>
+    <w:p>
+      <w:pPr>
+        <w:spacing w:before="0" w:after="90" w:line="300" w:lineRule="auto"/>
+        <w:widowControl/>
+      </w:pPr>
+      <w:r>
+        <w:rPr>
+          <w:color w:val="000000"/>
+        </w:rPr>
+        <w:t>Câu 5: A</w:t>
+      </w:r>
+    </w:p>
+    <w:p>
+      <w:pPr>
+        <w:spacing w:before="0" w:after="90" w:line="300" w:lineRule="auto"/>
+        <w:widowControl/>
+      </w:pPr>
+      <w:r>
+        <w:rPr>
+          <w:color w:val="000000"/>
+        </w:rPr>
+        <w:t>Câu 6: A</w:t>
+      </w:r>
+    </w:p>
+    <w:p>
+      <w:pPr>
+        <w:spacing w:before="0" w:after="90" w:line="300" w:lineRule="auto"/>
+        <w:widowControl/>
+      </w:pPr>
+      <w:r>
+        <w:rPr>
+          <w:color w:val="000000"/>
+        </w:rPr>
+        <w:t>Câu 7: A</w:t>
+      </w:r>
+    </w:p>
+    <w:p>
+      <w:pPr>
+        <w:spacing w:before="0" w:after="90" w:line="300" w:lineRule="auto"/>
+        <w:widowControl/>
+      </w:pPr>
+      <w:r>
+        <w:rPr>
+          <w:color w:val="000000"/>
+        </w:rPr>
+        <w:t>Câu 8: A</w:t>
+      </w:r>
+    </w:p>
+    <w:p>
+      <w:pPr>
+        <w:spacing w:before="0" w:after="90" w:line="300" w:lineRule="auto"/>
+        <w:widowControl/>
+      </w:pPr>
+      <w:r>
+        <w:rPr>
+          <w:color w:val="000000"/>
+        </w:rPr>
+        <w:t>Câu 9: A</w:t>
+      </w:r>
+    </w:p>
+    <w:p>
+      <w:pPr>
+        <w:spacing w:before="0" w:after="90" w:line="300" w:lineRule="auto"/>
+        <w:widowControl/>
+      </w:pPr>
+      <w:r>
+        <w:rPr>
+          <w:color w:val="000000"/>
+        </w:rPr>
+        <w:t>Câu 10: A.</w:t>
+      </w:r>
+    </w:p>
+    <w:p>
+      <w:pPr>
+        <w:spacing w:before="220" w:after="60" w:line="300" w:lineRule="auto"/>
+        <w:widowControl/>
+        <w:keepNext/>
+      </w:pPr>
+      <w:r>
+        <w:rPr>
+          <w:color w:val="000000"/>
+          <w:b/>
+          <w:sz w:val="24"/>
+          <w:szCs w:val="24"/>
+        </w:rPr>
+        <w:t>PHẦN 9</w:t>
+      </w:r>
+    </w:p>
+    <w:p>
+      <w:pPr>
+        <w:spacing w:before="0" w:after="90" w:line="300" w:lineRule="auto"/>
+        <w:widowControl/>
+      </w:pPr>
+      <w:r>
+        <w:rPr>
+          <w:color w:val="000000"/>
+        </w:rPr>
+        <w:t>Câu 1: three</w:t>
+      </w:r>
+    </w:p>
+    <w:p>
+      <w:pPr>
+        <w:spacing w:before="0" w:after="90" w:line="300" w:lineRule="auto"/>
+        <w:widowControl/>
+      </w:pPr>
+      <w:r>
+        <w:rPr>
+          <w:color w:val="000000"/>
+        </w:rPr>
+        <w:t>Câu 2: paper, cans, plastic bottles</w:t>
+      </w:r>
+    </w:p>
+    <w:p>
+      <w:pPr>
+        <w:spacing w:before="0" w:after="90" w:line="300" w:lineRule="auto"/>
+        <w:widowControl/>
+      </w:pPr>
+      <w:r>
+        <w:rPr>
+          <w:color w:val="000000"/>
+        </w:rPr>
+        <w:t>Câu 3: no suitable storage</w:t>
+      </w:r>
+    </w:p>
+    <w:p>
+      <w:pPr>
+        <w:spacing w:before="0" w:after="90" w:line="300" w:lineRule="auto"/>
+        <w:widowControl/>
+      </w:pPr>
+      <w:r>
+        <w:rPr>
+          <w:color w:val="000000"/>
+        </w:rPr>
+        <w:t>Câu 4: every Friday</w:t>
+      </w:r>
+    </w:p>
+    <w:p>
+      <w:pPr>
+        <w:spacing w:before="0" w:after="90" w:line="300" w:lineRule="auto"/>
+        <w:widowControl/>
+      </w:pPr>
+      <w:r>
+        <w:rPr>
+          <w:color w:val="000000"/>
+        </w:rPr>
+        <w:t>Câu 5: mixed rubbish fell significantly.</w:t>
+      </w:r>
+    </w:p>
+    <w:p>
+      <w:pPr>
+        <w:spacing w:before="220" w:after="60" w:line="300" w:lineRule="auto"/>
+        <w:widowControl/>
+        <w:keepNext/>
+      </w:pPr>
+      <w:r>
+        <w:rPr>
+          <w:color w:val="000000"/>
+          <w:b/>
+          <w:sz w:val="24"/>
+          <w:szCs w:val="24"/>
+        </w:rPr>
+        <w:t>PHẦN 10</w:t>
+      </w:r>
+    </w:p>
+    <w:p>
+      <w:pPr>
+        <w:spacing w:before="220" w:after="60" w:line="300" w:lineRule="auto"/>
+        <w:widowControl/>
+        <w:keepNext/>
+      </w:pPr>
+      <w:r>
+        <w:rPr>
+          <w:color w:val="000000"/>
+          <w:b/>
+          <w:sz w:val="24"/>
+          <w:szCs w:val="24"/>
+        </w:rPr>
+        <w:t>BÀI VIẾT MẪU (115 từ)</w:t>
+      </w:r>
+    </w:p>
+    <w:p>
+      <w:pPr>
+        <w:spacing w:before="0" w:after="170" w:line="320" w:lineRule="auto"/>
+        <w:widowControl/>
+      </w:pPr>
+      <w:r>
+        <w:rPr>
+          <w:color w:val="000000"/>
+        </w:rPr>
+        <w:t>Our town recently introduced a practical food-sharing project at the weekend market. Each participating shop places safe, unsold products in a large refrigerated community cabinet. Neither customers nor local charities pay for these items. A number of trained volunteers check the food carefully and record every donation. Most of the products are collected within a few hours, so very little edible food is wasted. The project has produced significant environmental and social benefits. It reduces rubbish, supports families and encourages responsible consumption. Clear safety instructions and reliable temperature checks are essential to its success. After an encouraging three-month trial, the organisers hope to install another modern food-sharing cabinet near the railway station.</w:t>
+      </w:r>
+    </w:p>
+    <w:p>
+      <w:pPr>
+        <w:spacing w:before="220" w:after="60" w:line="300" w:lineRule="auto"/>
+        <w:widowControl/>
+        <w:keepNext/>
+      </w:pPr>
+      <w:r>
+        <w:rPr>
+          <w:color w:val="000000"/>
+          <w:b/>
+          <w:sz w:val="24"/>
+          <w:szCs w:val="24"/>
+        </w:rPr>
+        <w:t>GỢI Ý CHẤM</w:t>
+      </w:r>
+    </w:p>
+    <w:p>
+      <w:pPr>
+        <w:spacing w:before="0" w:after="120" w:line="300" w:lineRule="auto"/>
+        <w:widowControl/>
+      </w:pPr>
+      <w:r>
+        <w:rPr>
+          <w:color w:val="000000"/>
+        </w:rPr>
+        <w:t>nội dung 4; yêu cầu ngôn ngữ 2; từ vựng 2; ngữ pháp/chính tả 2.</w:t>
+      </w:r>
+    </w:p>
+    <w:sectPr>
+      <w:pgSz w:w="11906" w:h="16838"/>
+      <w:pgMar w:top="1134" w:right="1134" w:bottom="1134" w:left="1134"/>
+    </w:sectPr>
+    <w:sectPr>
+      <w:pgSz w:w="11906" w:h="16838"/>
+      <w:pgMar w:top="1134" w:right="1134" w:bottom="1134" w:left="1134"/>
+    </w:sectPr>
     <w:sectPr>
       <w:pgSz w:w="11906" w:h="16838"/>
       <w:pgMar w:top="1134" w:right="1134" w:bottom="1134" w:left="1134"/>
